--- a/32_Ruben_Um_Nyobe_Student_Worksheet.docx
+++ b/32_Ruben_Um_Nyobe_Student_Worksheet.docx
@@ -143,7 +143,7 @@
           <w:color w:val="5E5E5E"/>
           <w:sz w:val="20"/>
         </w:rPr>
-        <w:t xml:space="preserve">STUDENT WORKSHEET  ·  AGES 11–16  ·  60 MINUTES</w:t>
+        <w:t xml:space="preserve">STUDENT WORKSHEET  ·  AGES 11–16  ·  45–60 MINUTES</w:t>
       </w:r>
     </w:p>
     <w:tbl>
@@ -405,7 +405,7 @@
           <w:color w:val="1A1A1A"/>
           <w:sz w:val="27"/>
         </w:rPr>
-        <w:t xml:space="preserve">2.  Do Now</w:t>
+        <w:t xml:space="preserve">2.  Warm-Up</w:t>
       </w:r>
     </w:p>
     <w:p>
@@ -488,28 +488,6 @@
           </w:tcPr>
           <w:p>
             <w:pPr>
-              <w:keepNext/>
-              <w:spacing w:after="0"/>
-            </w:pPr>
-          </w:p>
-        </w:tc>
-      </w:tr>
-      <w:tr>
-        <w:trPr>
-          <w:trHeight w:val="442" w:hRule="exact"/>
-        </w:trPr>
-        <w:tc>
-          <w:tcPr>
-            <w:tcW w:type="dxa" w:w="9242"/>
-            <w:tcBorders>
-              <w:top w:val="nil"/>
-              <w:left w:val="nil"/>
-              <w:bottom w:val="single" w:sz="6" w:space="0" w:color="BDBDBD"/>
-              <w:right w:val="nil"/>
-            </w:tcBorders>
-          </w:tcPr>
-          <w:p>
-            <w:pPr>
               <w:spacing w:after="0"/>
             </w:pPr>
           </w:p>
@@ -590,7 +568,7 @@
       <w:r>
         <w:drawing>
           <wp:inline xmlns:a="http://schemas.openxmlformats.org/drawingml/2006/main" xmlns:pic="http://schemas.openxmlformats.org/drawingml/2006/picture">
-            <wp:extent cx="1800000" cy="2121428"/>
+            <wp:extent cx="1655999" cy="1951713"/>
             <wp:docPr id="1" name="Picture 1"/>
             <wp:cNvGraphicFramePr>
               <a:graphicFrameLocks noChangeAspect="1"/>
@@ -611,7 +589,7 @@
                   <pic:spPr>
                     <a:xfrm>
                       <a:off x="0" y="0"/>
-                      <a:ext cx="1800000" cy="2121428"/>
+                      <a:ext cx="1655999" cy="1951713"/>
                     </a:xfrm>
                     <a:prstGeom prst="rect"/>
                   </pic:spPr>
@@ -709,7 +687,7 @@
       <w:r>
         <w:drawing>
           <wp:inline xmlns:a="http://schemas.openxmlformats.org/drawingml/2006/main" xmlns:pic="http://schemas.openxmlformats.org/drawingml/2006/picture">
-            <wp:extent cx="3240000" cy="2430000"/>
+            <wp:extent cx="2700000" cy="2025000"/>
             <wp:docPr id="2" name="Picture 2"/>
             <wp:cNvGraphicFramePr>
               <a:graphicFrameLocks noChangeAspect="1"/>
@@ -730,7 +708,7 @@
                   <pic:spPr>
                     <a:xfrm>
                       <a:off x="0" y="0"/>
-                      <a:ext cx="3240000" cy="2430000"/>
+                      <a:ext cx="2700000" cy="2025000"/>
                     </a:xfrm>
                     <a:prstGeom prst="rect"/>
                   </pic:spPr>
@@ -841,10 +819,10 @@
           <w:rFonts w:ascii="Aptos" w:hAnsi="Aptos"/>
           <w:b/>
           <w:i w:val="0"/>
-          <w:color w:val="007A3D"/>
+          <w:color w:val="CE1126"/>
           <w:sz w:val="21"/>
         </w:rPr>
-        <w:t xml:space="preserve">Word match: draw a line from each word to its meaning.</w:t>
+        <w:t xml:space="preserve">Key words</w:t>
       </w:r>
     </w:p>
     <w:tbl>
@@ -855,9 +833,8 @@
         <w:tblLook w:firstColumn="1" w:firstRow="1" w:lastColumn="0" w:lastRow="0" w:noHBand="0" w:noVBand="1" w:val="04A0"/>
       </w:tblPr>
       <w:tblGrid>
-        <w:gridCol w:w="1814"/>
-        <w:gridCol w:w="1814"/>
-        <w:gridCol w:w="5613"/>
+        <w:gridCol w:w="2835"/>
+        <w:gridCol w:w="6406"/>
       </w:tblGrid>
       <w:tr>
         <w:trPr>
@@ -865,7 +842,7 @@
         </w:trPr>
         <w:tc>
           <w:tcPr>
-            <w:tcW w:type="dxa" w:w="1814"/>
+            <w:tcW w:type="dxa" w:w="2835"/>
             <w:tcBorders>
               <w:top w:val="single" w:sz="6" w:space="0" w:color="007A3D"/>
               <w:left w:val="single" w:sz="6" w:space="0" w:color="007A3D"/>
@@ -893,47 +870,13 @@
                 <w:color w:val="FFFFFF"/>
                 <w:sz w:val="21"/>
               </w:rPr>
-              <w:t xml:space="preserve">Word</w:t>
-            </w:r>
-          </w:p>
-        </w:tc>
-        <w:tc>
-          <w:tcPr>
-            <w:tcW w:type="dxa" w:w="1814"/>
-            <w:tcBorders>
-              <w:top w:val="single" w:sz="6" w:space="0" w:color="007A3D"/>
-              <w:left w:val="single" w:sz="6" w:space="0" w:color="007A3D"/>
-              <w:bottom w:val="single" w:sz="6" w:space="0" w:color="007A3D"/>
-              <w:right w:val="single" w:sz="6" w:space="0" w:color="007A3D"/>
-            </w:tcBorders>
-            <w:shd w:val="clear" w:color="auto" w:fill="007A3D"/>
-            <w:tcMar>
-              <w:top w:w="80" w:type="dxa"/>
-              <w:left w:w="140" w:type="dxa"/>
-              <w:bottom w:w="80" w:type="dxa"/>
-              <w:right w:w="140" w:type="dxa"/>
-            </w:tcMar>
-          </w:tcPr>
-          <w:p>
-            <w:pPr>
-              <w:keepNext/>
-              <w:spacing w:after="0"/>
-            </w:pPr>
-            <w:r>
-              <w:rPr>
-                <w:rFonts w:ascii="Aptos" w:hAnsi="Aptos"/>
-                <w:b/>
-                <w:i w:val="0"/>
-                <w:color w:val="FFFFFF"/>
-                <w:sz w:val="21"/>
-              </w:rPr>
-              <w:t xml:space="preserve"/>
-            </w:r>
-          </w:p>
-        </w:tc>
-        <w:tc>
-          <w:tcPr>
-            <w:tcW w:type="dxa" w:w="5613"/>
+              <w:t xml:space="preserve">Key word</w:t>
+            </w:r>
+          </w:p>
+        </w:tc>
+        <w:tc>
+          <w:tcPr>
+            <w:tcW w:type="dxa" w:w="6406"/>
             <w:tcBorders>
               <w:top w:val="single" w:sz="6" w:space="0" w:color="007A3D"/>
               <w:left w:val="single" w:sz="6" w:space="0" w:color="007A3D"/>
@@ -972,7 +915,7 @@
         </w:trPr>
         <w:tc>
           <w:tcPr>
-            <w:tcW w:type="dxa" w:w="1814"/>
+            <w:tcW w:type="dxa" w:w="2835"/>
             <w:tcBorders>
               <w:top w:val="single" w:sz="4" w:space="0" w:color="D9C58A"/>
               <w:left w:val="single" w:sz="4" w:space="0" w:color="D9C58A"/>
@@ -1005,42 +948,7 @@
         </w:tc>
         <w:tc>
           <w:tcPr>
-            <w:tcW w:type="dxa" w:w="1814"/>
-            <w:tcBorders>
-              <w:top w:val="single" w:sz="4" w:space="0" w:color="D9C58A"/>
-              <w:left w:val="single" w:sz="4" w:space="0" w:color="D9C58A"/>
-              <w:bottom w:val="single" w:sz="4" w:space="0" w:color="D9C58A"/>
-              <w:right w:val="single" w:sz="4" w:space="0" w:color="D9C58A"/>
-            </w:tcBorders>
-            <w:tcMar>
-              <w:top w:w="80" w:type="dxa"/>
-              <w:left w:w="140" w:type="dxa"/>
-              <w:bottom w:w="80" w:type="dxa"/>
-              <w:right w:w="140" w:type="dxa"/>
-            </w:tcMar>
-            <w:vAlign w:val="center"/>
-          </w:tcPr>
-          <w:p>
-            <w:pPr>
-              <w:keepNext/>
-              <w:spacing w:after="0"/>
-              <w:jc w:val="center"/>
-            </w:pPr>
-            <w:r>
-              <w:rPr>
-                <w:rFonts w:ascii="Aptos" w:hAnsi="Aptos"/>
-                <w:b/>
-                <w:i w:val="0"/>
-                <w:color w:val="1A1A1A"/>
-                <w:sz w:val="24"/>
-              </w:rPr>
-              <w:t xml:space="preserve">●            ●</w:t>
-            </w:r>
-          </w:p>
-        </w:tc>
-        <w:tc>
-          <w:tcPr>
-            <w:tcW w:type="dxa" w:w="5613"/>
+            <w:tcW w:type="dxa" w:w="6406"/>
             <w:tcBorders>
               <w:top w:val="single" w:sz="4" w:space="0" w:color="D9C58A"/>
               <w:left w:val="single" w:sz="4" w:space="0" w:color="D9C58A"/>
@@ -1067,7 +975,7 @@
                 <w:color w:val="1A1A1A"/>
                 <w:sz w:val="20"/>
               </w:rPr>
-              <w:t xml:space="preserve">A country controlled by another country</w:t>
+              <w:t xml:space="preserve">a country ruling itself</w:t>
             </w:r>
           </w:p>
         </w:tc>
@@ -1078,7 +986,7 @@
         </w:trPr>
         <w:tc>
           <w:tcPr>
-            <w:tcW w:type="dxa" w:w="1814"/>
+            <w:tcW w:type="dxa" w:w="2835"/>
             <w:tcBorders>
               <w:top w:val="single" w:sz="4" w:space="0" w:color="D9C58A"/>
               <w:left w:val="single" w:sz="4" w:space="0" w:color="D9C58A"/>
@@ -1111,42 +1019,7 @@
         </w:tc>
         <w:tc>
           <w:tcPr>
-            <w:tcW w:type="dxa" w:w="1814"/>
-            <w:tcBorders>
-              <w:top w:val="single" w:sz="4" w:space="0" w:color="D9C58A"/>
-              <w:left w:val="single" w:sz="4" w:space="0" w:color="D9C58A"/>
-              <w:bottom w:val="single" w:sz="4" w:space="0" w:color="D9C58A"/>
-              <w:right w:val="single" w:sz="4" w:space="0" w:color="D9C58A"/>
-            </w:tcBorders>
-            <w:tcMar>
-              <w:top w:w="80" w:type="dxa"/>
-              <w:left w:w="140" w:type="dxa"/>
-              <w:bottom w:w="80" w:type="dxa"/>
-              <w:right w:w="140" w:type="dxa"/>
-            </w:tcMar>
-            <w:vAlign w:val="center"/>
-          </w:tcPr>
-          <w:p>
-            <w:pPr>
-              <w:keepNext/>
-              <w:spacing w:after="0"/>
-              <w:jc w:val="center"/>
-            </w:pPr>
-            <w:r>
-              <w:rPr>
-                <w:rFonts w:ascii="Aptos" w:hAnsi="Aptos"/>
-                <w:b/>
-                <w:i w:val="0"/>
-                <w:color w:val="1A1A1A"/>
-                <w:sz w:val="24"/>
-              </w:rPr>
-              <w:t xml:space="preserve">●            ●</w:t>
-            </w:r>
-          </w:p>
-        </w:tc>
-        <w:tc>
-          <w:tcPr>
-            <w:tcW w:type="dxa" w:w="5613"/>
+            <w:tcW w:type="dxa" w:w="6406"/>
             <w:tcBorders>
               <w:top w:val="single" w:sz="4" w:space="0" w:color="D9C58A"/>
               <w:left w:val="single" w:sz="4" w:space="0" w:color="D9C58A"/>
@@ -1173,7 +1046,7 @@
                 <w:color w:val="1A1A1A"/>
                 <w:sz w:val="20"/>
               </w:rPr>
-              <w:t xml:space="preserve">A country ruling itself</w:t>
+              <w:t xml:space="preserve">joining divided parts of a country back together</w:t>
             </w:r>
           </w:p>
         </w:tc>
@@ -1184,7 +1057,7 @@
         </w:trPr>
         <w:tc>
           <w:tcPr>
-            <w:tcW w:type="dxa" w:w="1814"/>
+            <w:tcW w:type="dxa" w:w="2835"/>
             <w:tcBorders>
               <w:top w:val="single" w:sz="4" w:space="0" w:color="D9C58A"/>
               <w:left w:val="single" w:sz="4" w:space="0" w:color="D9C58A"/>
@@ -1217,42 +1090,7 @@
         </w:tc>
         <w:tc>
           <w:tcPr>
-            <w:tcW w:type="dxa" w:w="1814"/>
-            <w:tcBorders>
-              <w:top w:val="single" w:sz="4" w:space="0" w:color="D9C58A"/>
-              <w:left w:val="single" w:sz="4" w:space="0" w:color="D9C58A"/>
-              <w:bottom w:val="single" w:sz="4" w:space="0" w:color="D9C58A"/>
-              <w:right w:val="single" w:sz="4" w:space="0" w:color="D9C58A"/>
-            </w:tcBorders>
-            <w:tcMar>
-              <w:top w:w="80" w:type="dxa"/>
-              <w:left w:w="140" w:type="dxa"/>
-              <w:bottom w:w="80" w:type="dxa"/>
-              <w:right w:w="140" w:type="dxa"/>
-            </w:tcMar>
-            <w:vAlign w:val="center"/>
-          </w:tcPr>
-          <w:p>
-            <w:pPr>
-              <w:keepNext/>
-              <w:spacing w:after="0"/>
-              <w:jc w:val="center"/>
-            </w:pPr>
-            <w:r>
-              <w:rPr>
-                <w:rFonts w:ascii="Aptos" w:hAnsi="Aptos"/>
-                <w:b/>
-                <w:i w:val="0"/>
-                <w:color w:val="1A1A1A"/>
-                <w:sz w:val="24"/>
-              </w:rPr>
-              <w:t xml:space="preserve">●            ●</w:t>
-            </w:r>
-          </w:p>
-        </w:tc>
-        <w:tc>
-          <w:tcPr>
-            <w:tcW w:type="dxa" w:w="5613"/>
+            <w:tcW w:type="dxa" w:w="6406"/>
             <w:tcBorders>
               <w:top w:val="single" w:sz="4" w:space="0" w:color="D9C58A"/>
               <w:left w:val="single" w:sz="4" w:space="0" w:color="D9C58A"/>
@@ -1279,7 +1117,7 @@
                 <w:color w:val="1A1A1A"/>
                 <w:sz w:val="20"/>
               </w:rPr>
-              <w:t xml:space="preserve">Not allowed by law</w:t>
+              <w:t xml:space="preserve">an organisation where the world's countries meet</w:t>
             </w:r>
           </w:p>
         </w:tc>
@@ -1290,7 +1128,7 @@
         </w:trPr>
         <w:tc>
           <w:tcPr>
-            <w:tcW w:type="dxa" w:w="1814"/>
+            <w:tcW w:type="dxa" w:w="2835"/>
             <w:tcBorders>
               <w:top w:val="single" w:sz="4" w:space="0" w:color="D9C58A"/>
               <w:left w:val="single" w:sz="4" w:space="0" w:color="D9C58A"/>
@@ -1323,42 +1161,7 @@
         </w:tc>
         <w:tc>
           <w:tcPr>
-            <w:tcW w:type="dxa" w:w="1814"/>
-            <w:tcBorders>
-              <w:top w:val="single" w:sz="4" w:space="0" w:color="D9C58A"/>
-              <w:left w:val="single" w:sz="4" w:space="0" w:color="D9C58A"/>
-              <w:bottom w:val="single" w:sz="4" w:space="0" w:color="D9C58A"/>
-              <w:right w:val="single" w:sz="4" w:space="0" w:color="D9C58A"/>
-            </w:tcBorders>
-            <w:tcMar>
-              <w:top w:w="80" w:type="dxa"/>
-              <w:left w:w="140" w:type="dxa"/>
-              <w:bottom w:w="80" w:type="dxa"/>
-              <w:right w:w="140" w:type="dxa"/>
-            </w:tcMar>
-            <w:vAlign w:val="center"/>
-          </w:tcPr>
-          <w:p>
-            <w:pPr>
-              <w:keepNext/>
-              <w:spacing w:after="0"/>
-              <w:jc w:val="center"/>
-            </w:pPr>
-            <w:r>
-              <w:rPr>
-                <w:rFonts w:ascii="Aptos" w:hAnsi="Aptos"/>
-                <w:b/>
-                <w:i w:val="0"/>
-                <w:color w:val="1A1A1A"/>
-                <w:sz w:val="24"/>
-              </w:rPr>
-              <w:t xml:space="preserve">●            ●</w:t>
-            </w:r>
-          </w:p>
-        </w:tc>
-        <w:tc>
-          <w:tcPr>
-            <w:tcW w:type="dxa" w:w="5613"/>
+            <w:tcW w:type="dxa" w:w="6406"/>
             <w:tcBorders>
               <w:top w:val="single" w:sz="4" w:space="0" w:color="D9C58A"/>
               <w:left w:val="single" w:sz="4" w:space="0" w:color="D9C58A"/>
@@ -1385,7 +1188,7 @@
                 <w:color w:val="1A1A1A"/>
                 <w:sz w:val="20"/>
               </w:rPr>
-              <w:t xml:space="preserve">Joining divided parts of a country back together</w:t>
+              <w:t xml:space="preserve">not allowed by law</w:t>
             </w:r>
           </w:p>
         </w:tc>
@@ -1396,7 +1199,7 @@
         </w:trPr>
         <w:tc>
           <w:tcPr>
-            <w:tcW w:type="dxa" w:w="1814"/>
+            <w:tcW w:type="dxa" w:w="2835"/>
             <w:tcBorders>
               <w:top w:val="single" w:sz="4" w:space="0" w:color="D9C58A"/>
               <w:left w:val="single" w:sz="4" w:space="0" w:color="D9C58A"/>
@@ -1428,41 +1231,7 @@
         </w:tc>
         <w:tc>
           <w:tcPr>
-            <w:tcW w:type="dxa" w:w="1814"/>
-            <w:tcBorders>
-              <w:top w:val="single" w:sz="4" w:space="0" w:color="D9C58A"/>
-              <w:left w:val="single" w:sz="4" w:space="0" w:color="D9C58A"/>
-              <w:bottom w:val="single" w:sz="4" w:space="0" w:color="D9C58A"/>
-              <w:right w:val="single" w:sz="4" w:space="0" w:color="D9C58A"/>
-            </w:tcBorders>
-            <w:tcMar>
-              <w:top w:w="80" w:type="dxa"/>
-              <w:left w:w="140" w:type="dxa"/>
-              <w:bottom w:w="80" w:type="dxa"/>
-              <w:right w:w="140" w:type="dxa"/>
-            </w:tcMar>
-            <w:vAlign w:val="center"/>
-          </w:tcPr>
-          <w:p>
-            <w:pPr>
-              <w:spacing w:after="0"/>
-              <w:jc w:val="center"/>
-            </w:pPr>
-            <w:r>
-              <w:rPr>
-                <w:rFonts w:ascii="Aptos" w:hAnsi="Aptos"/>
-                <w:b/>
-                <w:i w:val="0"/>
-                <w:color w:val="1A1A1A"/>
-                <w:sz w:val="24"/>
-              </w:rPr>
-              <w:t xml:space="preserve">●            ●</w:t>
-            </w:r>
-          </w:p>
-        </w:tc>
-        <w:tc>
-          <w:tcPr>
-            <w:tcW w:type="dxa" w:w="5613"/>
+            <w:tcW w:type="dxa" w:w="6406"/>
             <w:tcBorders>
               <w:top w:val="single" w:sz="4" w:space="0" w:color="D9C58A"/>
               <w:left w:val="single" w:sz="4" w:space="0" w:color="D9C58A"/>
@@ -1488,7 +1257,7 @@
                 <w:color w:val="1A1A1A"/>
                 <w:sz w:val="20"/>
               </w:rPr>
-              <w:t xml:space="preserve">An organisation where the world's countries meet</w:t>
+              <w:t xml:space="preserve">a country controlled by another country</w:t>
             </w:r>
           </w:p>
         </w:tc>
@@ -1525,23 +1294,696 @@
           <w:color w:val="FFFFFF"/>
           <w:sz w:val="27"/>
         </w:rPr>
-        <w:t xml:space="preserve">4.  Put His Life in Order</w:t>
+        <w:t xml:space="preserve">4.  Activities</w:t>
       </w:r>
     </w:p>
     <w:p>
       <w:pPr>
         <w:keepNext/>
-        <w:spacing w:before="0" w:after="120"/>
+        <w:spacing w:before="0" w:after="40"/>
       </w:pPr>
       <w:r>
         <w:rPr>
           <w:rFonts w:ascii="Aptos" w:hAnsi="Aptos"/>
-          <w:b w:val="0"/>
+          <w:b/>
           <w:i w:val="0"/>
-          <w:color w:val="1A1A1A"/>
-          <w:sz w:val="20"/>
-        </w:rPr>
-        <w:t xml:space="preserve">Number the events 1 to 8, starting with the earliest.</w:t>
+          <w:color w:val="CE1126"/>
+          <w:sz w:val="21"/>
+        </w:rPr>
+        <w:t xml:space="preserve">▶  MATCH IT — WRITE THE LETTER IN THE BOX</w:t>
+      </w:r>
+    </w:p>
+    <w:tbl>
+      <w:tblPr>
+        <w:tblW w:type="auto" w:w="0"/>
+        <w:jc w:val="center"/>
+        <w:tblLayout w:type="fixed"/>
+        <w:tblLook w:firstColumn="1" w:firstRow="1" w:lastColumn="0" w:lastRow="0" w:noHBand="0" w:noVBand="1" w:val="04A0"/>
+      </w:tblPr>
+      <w:tblGrid>
+        <w:gridCol w:w="2268"/>
+        <w:gridCol w:w="1134"/>
+        <w:gridCol w:w="5839"/>
+      </w:tblGrid>
+      <w:tr>
+        <w:trPr>
+          <w:cantSplit/>
+        </w:trPr>
+        <w:tc>
+          <w:tcPr>
+            <w:tcW w:type="dxa" w:w="2268"/>
+            <w:tcBorders>
+              <w:top w:val="single" w:sz="6" w:space="0" w:color="007A3D"/>
+              <w:left w:val="single" w:sz="6" w:space="0" w:color="007A3D"/>
+              <w:bottom w:val="single" w:sz="6" w:space="0" w:color="007A3D"/>
+              <w:right w:val="single" w:sz="6" w:space="0" w:color="007A3D"/>
+            </w:tcBorders>
+            <w:shd w:val="clear" w:color="auto" w:fill="007A3D"/>
+            <w:tcMar>
+              <w:top w:w="80" w:type="dxa"/>
+              <w:left w:w="140" w:type="dxa"/>
+              <w:bottom w:w="80" w:type="dxa"/>
+              <w:right w:w="140" w:type="dxa"/>
+            </w:tcMar>
+          </w:tcPr>
+          <w:p>
+            <w:pPr>
+              <w:keepNext/>
+              <w:spacing w:after="0"/>
+            </w:pPr>
+            <w:r>
+              <w:rPr>
+                <w:rFonts w:ascii="Aptos" w:hAnsi="Aptos"/>
+                <w:b/>
+                <w:i w:val="0"/>
+                <w:color w:val="FFFFFF"/>
+                <w:sz w:val="21"/>
+              </w:rPr>
+              <w:t xml:space="preserve">Key word</w:t>
+            </w:r>
+          </w:p>
+        </w:tc>
+        <w:tc>
+          <w:tcPr>
+            <w:tcW w:type="dxa" w:w="1134"/>
+            <w:tcBorders>
+              <w:top w:val="single" w:sz="6" w:space="0" w:color="007A3D"/>
+              <w:left w:val="single" w:sz="6" w:space="0" w:color="007A3D"/>
+              <w:bottom w:val="single" w:sz="6" w:space="0" w:color="007A3D"/>
+              <w:right w:val="single" w:sz="6" w:space="0" w:color="007A3D"/>
+            </w:tcBorders>
+            <w:shd w:val="clear" w:color="auto" w:fill="007A3D"/>
+            <w:tcMar>
+              <w:top w:w="80" w:type="dxa"/>
+              <w:left w:w="140" w:type="dxa"/>
+              <w:bottom w:w="80" w:type="dxa"/>
+              <w:right w:w="140" w:type="dxa"/>
+            </w:tcMar>
+          </w:tcPr>
+          <w:p>
+            <w:pPr>
+              <w:keepNext/>
+              <w:spacing w:after="0"/>
+            </w:pPr>
+            <w:r>
+              <w:rPr>
+                <w:rFonts w:ascii="Aptos" w:hAnsi="Aptos"/>
+                <w:b/>
+                <w:i w:val="0"/>
+                <w:color w:val="FFFFFF"/>
+                <w:sz w:val="21"/>
+              </w:rPr>
+              <w:t xml:space="preserve">Letter</w:t>
+            </w:r>
+          </w:p>
+        </w:tc>
+        <w:tc>
+          <w:tcPr>
+            <w:tcW w:type="dxa" w:w="5839"/>
+            <w:tcBorders>
+              <w:top w:val="single" w:sz="6" w:space="0" w:color="007A3D"/>
+              <w:left w:val="single" w:sz="6" w:space="0" w:color="007A3D"/>
+              <w:bottom w:val="single" w:sz="6" w:space="0" w:color="007A3D"/>
+              <w:right w:val="single" w:sz="6" w:space="0" w:color="007A3D"/>
+            </w:tcBorders>
+            <w:shd w:val="clear" w:color="auto" w:fill="007A3D"/>
+            <w:tcMar>
+              <w:top w:w="80" w:type="dxa"/>
+              <w:left w:w="140" w:type="dxa"/>
+              <w:bottom w:w="80" w:type="dxa"/>
+              <w:right w:w="140" w:type="dxa"/>
+            </w:tcMar>
+          </w:tcPr>
+          <w:p>
+            <w:pPr>
+              <w:keepNext/>
+              <w:spacing w:after="0"/>
+            </w:pPr>
+            <w:r>
+              <w:rPr>
+                <w:rFonts w:ascii="Aptos" w:hAnsi="Aptos"/>
+                <w:b/>
+                <w:i w:val="0"/>
+                <w:color w:val="FFFFFF"/>
+                <w:sz w:val="21"/>
+              </w:rPr>
+              <w:t xml:space="preserve">Meaning</w:t>
+            </w:r>
+          </w:p>
+        </w:tc>
+      </w:tr>
+      <w:tr>
+        <w:trPr>
+          <w:cantSplit/>
+        </w:trPr>
+        <w:tc>
+          <w:tcPr>
+            <w:tcW w:type="dxa" w:w="2268"/>
+            <w:tcBorders>
+              <w:top w:val="single" w:sz="4" w:space="0" w:color="D9C58A"/>
+              <w:left w:val="single" w:sz="4" w:space="0" w:color="D9C58A"/>
+              <w:bottom w:val="single" w:sz="4" w:space="0" w:color="D9C58A"/>
+              <w:right w:val="single" w:sz="4" w:space="0" w:color="D9C58A"/>
+            </w:tcBorders>
+            <w:tcMar>
+              <w:top w:w="80" w:type="dxa"/>
+              <w:left w:w="140" w:type="dxa"/>
+              <w:bottom w:w="80" w:type="dxa"/>
+              <w:right w:w="140" w:type="dxa"/>
+            </w:tcMar>
+          </w:tcPr>
+          <w:p>
+            <w:pPr>
+              <w:keepNext/>
+              <w:spacing w:after="0"/>
+            </w:pPr>
+            <w:r>
+              <w:rPr>
+                <w:rFonts w:ascii="Aptos" w:hAnsi="Aptos"/>
+                <w:b w:val="0"/>
+                <w:i w:val="0"/>
+                <w:color w:val="1A1A1A"/>
+                <w:sz w:val="20"/>
+              </w:rPr>
+              <w:t xml:space="preserve">Independence</w:t>
+            </w:r>
+          </w:p>
+        </w:tc>
+        <w:tc>
+          <w:tcPr>
+            <w:tcW w:type="dxa" w:w="1134"/>
+            <w:tcBorders>
+              <w:top w:val="single" w:sz="4" w:space="0" w:color="D9C58A"/>
+              <w:left w:val="single" w:sz="4" w:space="0" w:color="D9C58A"/>
+              <w:bottom w:val="single" w:sz="4" w:space="0" w:color="D9C58A"/>
+              <w:right w:val="single" w:sz="4" w:space="0" w:color="D9C58A"/>
+            </w:tcBorders>
+            <w:tcMar>
+              <w:top w:w="80" w:type="dxa"/>
+              <w:left w:w="140" w:type="dxa"/>
+              <w:bottom w:w="80" w:type="dxa"/>
+              <w:right w:w="140" w:type="dxa"/>
+            </w:tcMar>
+            <w:vAlign w:val="center"/>
+          </w:tcPr>
+          <w:p>
+            <w:pPr>
+              <w:keepNext/>
+              <w:spacing w:after="0"/>
+              <w:jc w:val="center"/>
+            </w:pPr>
+            <w:r>
+              <w:rPr>
+                <w:rFonts w:ascii="Aptos" w:hAnsi="Aptos"/>
+                <w:b/>
+                <w:i w:val="0"/>
+                <w:color w:val="1A1A1A"/>
+                <w:sz w:val="24"/>
+              </w:rPr>
+              <w:t xml:space="preserve"/>
+            </w:r>
+          </w:p>
+        </w:tc>
+        <w:tc>
+          <w:tcPr>
+            <w:tcW w:type="dxa" w:w="5839"/>
+            <w:tcBorders>
+              <w:top w:val="single" w:sz="4" w:space="0" w:color="D9C58A"/>
+              <w:left w:val="single" w:sz="4" w:space="0" w:color="D9C58A"/>
+              <w:bottom w:val="single" w:sz="4" w:space="0" w:color="D9C58A"/>
+              <w:right w:val="single" w:sz="4" w:space="0" w:color="D9C58A"/>
+            </w:tcBorders>
+            <w:tcMar>
+              <w:top w:w="80" w:type="dxa"/>
+              <w:left w:w="140" w:type="dxa"/>
+              <w:bottom w:w="80" w:type="dxa"/>
+              <w:right w:w="140" w:type="dxa"/>
+            </w:tcMar>
+          </w:tcPr>
+          <w:p>
+            <w:pPr>
+              <w:keepNext/>
+              <w:spacing w:after="0"/>
+            </w:pPr>
+            <w:r>
+              <w:rPr>
+                <w:rFonts w:ascii="Aptos" w:hAnsi="Aptos"/>
+                <w:b w:val="0"/>
+                <w:i w:val="0"/>
+                <w:color w:val="1A1A1A"/>
+                <w:sz w:val="20"/>
+              </w:rPr>
+              <w:t xml:space="preserve">A.  an organisation where the world's countries meet</w:t>
+            </w:r>
+          </w:p>
+        </w:tc>
+      </w:tr>
+      <w:tr>
+        <w:trPr>
+          <w:cantSplit/>
+        </w:trPr>
+        <w:tc>
+          <w:tcPr>
+            <w:tcW w:type="dxa" w:w="2268"/>
+            <w:tcBorders>
+              <w:top w:val="single" w:sz="4" w:space="0" w:color="D9C58A"/>
+              <w:left w:val="single" w:sz="4" w:space="0" w:color="D9C58A"/>
+              <w:bottom w:val="single" w:sz="4" w:space="0" w:color="D9C58A"/>
+              <w:right w:val="single" w:sz="4" w:space="0" w:color="D9C58A"/>
+            </w:tcBorders>
+            <w:tcMar>
+              <w:top w:w="80" w:type="dxa"/>
+              <w:left w:w="140" w:type="dxa"/>
+              <w:bottom w:w="80" w:type="dxa"/>
+              <w:right w:w="140" w:type="dxa"/>
+            </w:tcMar>
+          </w:tcPr>
+          <w:p>
+            <w:pPr>
+              <w:keepNext/>
+              <w:spacing w:after="0"/>
+            </w:pPr>
+            <w:r>
+              <w:rPr>
+                <w:rFonts w:ascii="Aptos" w:hAnsi="Aptos"/>
+                <w:b w:val="0"/>
+                <w:i w:val="0"/>
+                <w:color w:val="1A1A1A"/>
+                <w:sz w:val="20"/>
+              </w:rPr>
+              <w:t xml:space="preserve">Reunification</w:t>
+            </w:r>
+          </w:p>
+        </w:tc>
+        <w:tc>
+          <w:tcPr>
+            <w:tcW w:type="dxa" w:w="1134"/>
+            <w:tcBorders>
+              <w:top w:val="single" w:sz="4" w:space="0" w:color="D9C58A"/>
+              <w:left w:val="single" w:sz="4" w:space="0" w:color="D9C58A"/>
+              <w:bottom w:val="single" w:sz="4" w:space="0" w:color="D9C58A"/>
+              <w:right w:val="single" w:sz="4" w:space="0" w:color="D9C58A"/>
+            </w:tcBorders>
+            <w:tcMar>
+              <w:top w:w="80" w:type="dxa"/>
+              <w:left w:w="140" w:type="dxa"/>
+              <w:bottom w:w="80" w:type="dxa"/>
+              <w:right w:w="140" w:type="dxa"/>
+            </w:tcMar>
+            <w:vAlign w:val="center"/>
+          </w:tcPr>
+          <w:p>
+            <w:pPr>
+              <w:keepNext/>
+              <w:spacing w:after="0"/>
+              <w:jc w:val="center"/>
+            </w:pPr>
+            <w:r>
+              <w:rPr>
+                <w:rFonts w:ascii="Aptos" w:hAnsi="Aptos"/>
+                <w:b/>
+                <w:i w:val="0"/>
+                <w:color w:val="1A1A1A"/>
+                <w:sz w:val="24"/>
+              </w:rPr>
+              <w:t xml:space="preserve"/>
+            </w:r>
+          </w:p>
+        </w:tc>
+        <w:tc>
+          <w:tcPr>
+            <w:tcW w:type="dxa" w:w="5839"/>
+            <w:tcBorders>
+              <w:top w:val="single" w:sz="4" w:space="0" w:color="D9C58A"/>
+              <w:left w:val="single" w:sz="4" w:space="0" w:color="D9C58A"/>
+              <w:bottom w:val="single" w:sz="4" w:space="0" w:color="D9C58A"/>
+              <w:right w:val="single" w:sz="4" w:space="0" w:color="D9C58A"/>
+            </w:tcBorders>
+            <w:tcMar>
+              <w:top w:w="80" w:type="dxa"/>
+              <w:left w:w="140" w:type="dxa"/>
+              <w:bottom w:w="80" w:type="dxa"/>
+              <w:right w:w="140" w:type="dxa"/>
+            </w:tcMar>
+          </w:tcPr>
+          <w:p>
+            <w:pPr>
+              <w:keepNext/>
+              <w:spacing w:after="0"/>
+            </w:pPr>
+            <w:r>
+              <w:rPr>
+                <w:rFonts w:ascii="Aptos" w:hAnsi="Aptos"/>
+                <w:b w:val="0"/>
+                <w:i w:val="0"/>
+                <w:color w:val="1A1A1A"/>
+                <w:sz w:val="20"/>
+              </w:rPr>
+              <w:t xml:space="preserve">B.  a country ruling itself</w:t>
+            </w:r>
+          </w:p>
+        </w:tc>
+      </w:tr>
+      <w:tr>
+        <w:trPr>
+          <w:cantSplit/>
+        </w:trPr>
+        <w:tc>
+          <w:tcPr>
+            <w:tcW w:type="dxa" w:w="2268"/>
+            <w:tcBorders>
+              <w:top w:val="single" w:sz="4" w:space="0" w:color="D9C58A"/>
+              <w:left w:val="single" w:sz="4" w:space="0" w:color="D9C58A"/>
+              <w:bottom w:val="single" w:sz="4" w:space="0" w:color="D9C58A"/>
+              <w:right w:val="single" w:sz="4" w:space="0" w:color="D9C58A"/>
+            </w:tcBorders>
+            <w:tcMar>
+              <w:top w:w="80" w:type="dxa"/>
+              <w:left w:w="140" w:type="dxa"/>
+              <w:bottom w:w="80" w:type="dxa"/>
+              <w:right w:w="140" w:type="dxa"/>
+            </w:tcMar>
+          </w:tcPr>
+          <w:p>
+            <w:pPr>
+              <w:keepNext/>
+              <w:spacing w:after="0"/>
+            </w:pPr>
+            <w:r>
+              <w:rPr>
+                <w:rFonts w:ascii="Aptos" w:hAnsi="Aptos"/>
+                <w:b w:val="0"/>
+                <w:i w:val="0"/>
+                <w:color w:val="1A1A1A"/>
+                <w:sz w:val="20"/>
+              </w:rPr>
+              <w:t xml:space="preserve">United Nations</w:t>
+            </w:r>
+          </w:p>
+        </w:tc>
+        <w:tc>
+          <w:tcPr>
+            <w:tcW w:type="dxa" w:w="1134"/>
+            <w:tcBorders>
+              <w:top w:val="single" w:sz="4" w:space="0" w:color="D9C58A"/>
+              <w:left w:val="single" w:sz="4" w:space="0" w:color="D9C58A"/>
+              <w:bottom w:val="single" w:sz="4" w:space="0" w:color="D9C58A"/>
+              <w:right w:val="single" w:sz="4" w:space="0" w:color="D9C58A"/>
+            </w:tcBorders>
+            <w:tcMar>
+              <w:top w:w="80" w:type="dxa"/>
+              <w:left w:w="140" w:type="dxa"/>
+              <w:bottom w:w="80" w:type="dxa"/>
+              <w:right w:w="140" w:type="dxa"/>
+            </w:tcMar>
+            <w:vAlign w:val="center"/>
+          </w:tcPr>
+          <w:p>
+            <w:pPr>
+              <w:keepNext/>
+              <w:spacing w:after="0"/>
+              <w:jc w:val="center"/>
+            </w:pPr>
+            <w:r>
+              <w:rPr>
+                <w:rFonts w:ascii="Aptos" w:hAnsi="Aptos"/>
+                <w:b/>
+                <w:i w:val="0"/>
+                <w:color w:val="1A1A1A"/>
+                <w:sz w:val="24"/>
+              </w:rPr>
+              <w:t xml:space="preserve"/>
+            </w:r>
+          </w:p>
+        </w:tc>
+        <w:tc>
+          <w:tcPr>
+            <w:tcW w:type="dxa" w:w="5839"/>
+            <w:tcBorders>
+              <w:top w:val="single" w:sz="4" w:space="0" w:color="D9C58A"/>
+              <w:left w:val="single" w:sz="4" w:space="0" w:color="D9C58A"/>
+              <w:bottom w:val="single" w:sz="4" w:space="0" w:color="D9C58A"/>
+              <w:right w:val="single" w:sz="4" w:space="0" w:color="D9C58A"/>
+            </w:tcBorders>
+            <w:tcMar>
+              <w:top w:w="80" w:type="dxa"/>
+              <w:left w:w="140" w:type="dxa"/>
+              <w:bottom w:w="80" w:type="dxa"/>
+              <w:right w:w="140" w:type="dxa"/>
+            </w:tcMar>
+          </w:tcPr>
+          <w:p>
+            <w:pPr>
+              <w:keepNext/>
+              <w:spacing w:after="0"/>
+            </w:pPr>
+            <w:r>
+              <w:rPr>
+                <w:rFonts w:ascii="Aptos" w:hAnsi="Aptos"/>
+                <w:b w:val="0"/>
+                <w:i w:val="0"/>
+                <w:color w:val="1A1A1A"/>
+                <w:sz w:val="20"/>
+              </w:rPr>
+              <w:t xml:space="preserve">C.  joining divided parts of a country back together</w:t>
+            </w:r>
+          </w:p>
+        </w:tc>
+      </w:tr>
+      <w:tr>
+        <w:trPr>
+          <w:cantSplit/>
+        </w:trPr>
+        <w:tc>
+          <w:tcPr>
+            <w:tcW w:type="dxa" w:w="2268"/>
+            <w:tcBorders>
+              <w:top w:val="single" w:sz="4" w:space="0" w:color="D9C58A"/>
+              <w:left w:val="single" w:sz="4" w:space="0" w:color="D9C58A"/>
+              <w:bottom w:val="single" w:sz="4" w:space="0" w:color="D9C58A"/>
+              <w:right w:val="single" w:sz="4" w:space="0" w:color="D9C58A"/>
+            </w:tcBorders>
+            <w:tcMar>
+              <w:top w:w="80" w:type="dxa"/>
+              <w:left w:w="140" w:type="dxa"/>
+              <w:bottom w:w="80" w:type="dxa"/>
+              <w:right w:w="140" w:type="dxa"/>
+            </w:tcMar>
+          </w:tcPr>
+          <w:p>
+            <w:pPr>
+              <w:keepNext/>
+              <w:spacing w:after="0"/>
+            </w:pPr>
+            <w:r>
+              <w:rPr>
+                <w:rFonts w:ascii="Aptos" w:hAnsi="Aptos"/>
+                <w:b w:val="0"/>
+                <w:i w:val="0"/>
+                <w:color w:val="1A1A1A"/>
+                <w:sz w:val="20"/>
+              </w:rPr>
+              <w:t xml:space="preserve">Banned</w:t>
+            </w:r>
+          </w:p>
+        </w:tc>
+        <w:tc>
+          <w:tcPr>
+            <w:tcW w:type="dxa" w:w="1134"/>
+            <w:tcBorders>
+              <w:top w:val="single" w:sz="4" w:space="0" w:color="D9C58A"/>
+              <w:left w:val="single" w:sz="4" w:space="0" w:color="D9C58A"/>
+              <w:bottom w:val="single" w:sz="4" w:space="0" w:color="D9C58A"/>
+              <w:right w:val="single" w:sz="4" w:space="0" w:color="D9C58A"/>
+            </w:tcBorders>
+            <w:tcMar>
+              <w:top w:w="80" w:type="dxa"/>
+              <w:left w:w="140" w:type="dxa"/>
+              <w:bottom w:w="80" w:type="dxa"/>
+              <w:right w:w="140" w:type="dxa"/>
+            </w:tcMar>
+            <w:vAlign w:val="center"/>
+          </w:tcPr>
+          <w:p>
+            <w:pPr>
+              <w:keepNext/>
+              <w:spacing w:after="0"/>
+              <w:jc w:val="center"/>
+            </w:pPr>
+            <w:r>
+              <w:rPr>
+                <w:rFonts w:ascii="Aptos" w:hAnsi="Aptos"/>
+                <w:b/>
+                <w:i w:val="0"/>
+                <w:color w:val="1A1A1A"/>
+                <w:sz w:val="24"/>
+              </w:rPr>
+              <w:t xml:space="preserve"/>
+            </w:r>
+          </w:p>
+        </w:tc>
+        <w:tc>
+          <w:tcPr>
+            <w:tcW w:type="dxa" w:w="5839"/>
+            <w:tcBorders>
+              <w:top w:val="single" w:sz="4" w:space="0" w:color="D9C58A"/>
+              <w:left w:val="single" w:sz="4" w:space="0" w:color="D9C58A"/>
+              <w:bottom w:val="single" w:sz="4" w:space="0" w:color="D9C58A"/>
+              <w:right w:val="single" w:sz="4" w:space="0" w:color="D9C58A"/>
+            </w:tcBorders>
+            <w:tcMar>
+              <w:top w:w="80" w:type="dxa"/>
+              <w:left w:w="140" w:type="dxa"/>
+              <w:bottom w:w="80" w:type="dxa"/>
+              <w:right w:w="140" w:type="dxa"/>
+            </w:tcMar>
+          </w:tcPr>
+          <w:p>
+            <w:pPr>
+              <w:keepNext/>
+              <w:spacing w:after="0"/>
+            </w:pPr>
+            <w:r>
+              <w:rPr>
+                <w:rFonts w:ascii="Aptos" w:hAnsi="Aptos"/>
+                <w:b w:val="0"/>
+                <w:i w:val="0"/>
+                <w:color w:val="1A1A1A"/>
+                <w:sz w:val="20"/>
+              </w:rPr>
+              <w:t xml:space="preserve">D.  a country controlled by another country</w:t>
+            </w:r>
+          </w:p>
+        </w:tc>
+      </w:tr>
+      <w:tr>
+        <w:trPr>
+          <w:cantSplit/>
+        </w:trPr>
+        <w:tc>
+          <w:tcPr>
+            <w:tcW w:type="dxa" w:w="2268"/>
+            <w:tcBorders>
+              <w:top w:val="single" w:sz="4" w:space="0" w:color="D9C58A"/>
+              <w:left w:val="single" w:sz="4" w:space="0" w:color="D9C58A"/>
+              <w:bottom w:val="single" w:sz="4" w:space="0" w:color="D9C58A"/>
+              <w:right w:val="single" w:sz="4" w:space="0" w:color="D9C58A"/>
+            </w:tcBorders>
+            <w:tcMar>
+              <w:top w:w="80" w:type="dxa"/>
+              <w:left w:w="140" w:type="dxa"/>
+              <w:bottom w:w="80" w:type="dxa"/>
+              <w:right w:w="140" w:type="dxa"/>
+            </w:tcMar>
+          </w:tcPr>
+          <w:p>
+            <w:pPr>
+              <w:spacing w:after="0"/>
+            </w:pPr>
+            <w:r>
+              <w:rPr>
+                <w:rFonts w:ascii="Aptos" w:hAnsi="Aptos"/>
+                <w:b w:val="0"/>
+                <w:i w:val="0"/>
+                <w:color w:val="1A1A1A"/>
+                <w:sz w:val="20"/>
+              </w:rPr>
+              <w:t xml:space="preserve">Colony</w:t>
+            </w:r>
+          </w:p>
+        </w:tc>
+        <w:tc>
+          <w:tcPr>
+            <w:tcW w:type="dxa" w:w="1134"/>
+            <w:tcBorders>
+              <w:top w:val="single" w:sz="4" w:space="0" w:color="D9C58A"/>
+              <w:left w:val="single" w:sz="4" w:space="0" w:color="D9C58A"/>
+              <w:bottom w:val="single" w:sz="4" w:space="0" w:color="D9C58A"/>
+              <w:right w:val="single" w:sz="4" w:space="0" w:color="D9C58A"/>
+            </w:tcBorders>
+            <w:tcMar>
+              <w:top w:w="80" w:type="dxa"/>
+              <w:left w:w="140" w:type="dxa"/>
+              <w:bottom w:w="80" w:type="dxa"/>
+              <w:right w:w="140" w:type="dxa"/>
+            </w:tcMar>
+            <w:vAlign w:val="center"/>
+          </w:tcPr>
+          <w:p>
+            <w:pPr>
+              <w:spacing w:after="0"/>
+              <w:jc w:val="center"/>
+            </w:pPr>
+            <w:r>
+              <w:rPr>
+                <w:rFonts w:ascii="Aptos" w:hAnsi="Aptos"/>
+                <w:b/>
+                <w:i w:val="0"/>
+                <w:color w:val="1A1A1A"/>
+                <w:sz w:val="24"/>
+              </w:rPr>
+              <w:t xml:space="preserve"/>
+            </w:r>
+          </w:p>
+        </w:tc>
+        <w:tc>
+          <w:tcPr>
+            <w:tcW w:type="dxa" w:w="5839"/>
+            <w:tcBorders>
+              <w:top w:val="single" w:sz="4" w:space="0" w:color="D9C58A"/>
+              <w:left w:val="single" w:sz="4" w:space="0" w:color="D9C58A"/>
+              <w:bottom w:val="single" w:sz="4" w:space="0" w:color="D9C58A"/>
+              <w:right w:val="single" w:sz="4" w:space="0" w:color="D9C58A"/>
+            </w:tcBorders>
+            <w:tcMar>
+              <w:top w:w="80" w:type="dxa"/>
+              <w:left w:w="140" w:type="dxa"/>
+              <w:bottom w:w="80" w:type="dxa"/>
+              <w:right w:w="140" w:type="dxa"/>
+            </w:tcMar>
+          </w:tcPr>
+          <w:p>
+            <w:pPr>
+              <w:spacing w:after="0"/>
+            </w:pPr>
+            <w:r>
+              <w:rPr>
+                <w:rFonts w:ascii="Aptos" w:hAnsi="Aptos"/>
+                <w:b w:val="0"/>
+                <w:i w:val="0"/>
+                <w:color w:val="1A1A1A"/>
+                <w:sz w:val="20"/>
+              </w:rPr>
+              <w:t xml:space="preserve">E.  not allowed by law</w:t>
+            </w:r>
+          </w:p>
+        </w:tc>
+      </w:tr>
+    </w:tbl>
+    <w:p>
+      <w:pPr>
+        <w:spacing w:after="0" w:line="160" w:lineRule="exact"/>
+      </w:pPr>
+      <w:r>
+        <w:rPr>
+          <w:sz w:val="4"/>
+        </w:rPr>
+      </w:r>
+    </w:p>
+    <w:p>
+      <w:pPr>
+        <w:keepNext/>
+        <w:spacing w:before="0" w:after="40"/>
+      </w:pPr>
+      <w:r>
+        <w:rPr>
+          <w:rFonts w:ascii="Aptos" w:hAnsi="Aptos"/>
+          <w:b/>
+          <w:i w:val="0"/>
+          <w:color w:val="CE1126"/>
+          <w:sz w:val="21"/>
+        </w:rPr>
+        <w:t xml:space="preserve">▶  PUT IT IN ORDER — NUMBER THE BOXES 1 TO 8</w:t>
       </w:r>
     </w:p>
     <w:tbl>
@@ -1558,38 +2000,38 @@
       <w:tr>
         <w:trPr>
           <w:cantSplit/>
+          <w:trHeight w:val="425" w:hRule="atLeast"/>
         </w:trPr>
         <w:tc>
           <w:tcPr>
             <w:tcW w:type="dxa" w:w="1134"/>
             <w:tcBorders>
-              <w:top w:val="single" w:sz="6" w:space="0" w:color="007A3D"/>
-              <w:left w:val="single" w:sz="6" w:space="0" w:color="007A3D"/>
-              <w:bottom w:val="single" w:sz="6" w:space="0" w:color="007A3D"/>
-              <w:right w:val="single" w:sz="6" w:space="0" w:color="007A3D"/>
-            </w:tcBorders>
-            <w:shd w:val="clear" w:color="auto" w:fill="007A3D"/>
-            <w:tcMar>
-              <w:top w:w="80" w:type="dxa"/>
-              <w:left w:w="140" w:type="dxa"/>
-              <w:bottom w:w="80" w:type="dxa"/>
-              <w:right w:w="140" w:type="dxa"/>
-            </w:tcMar>
-          </w:tcPr>
-          <w:p>
-            <w:pPr>
-              <w:keepNext/>
-              <w:spacing w:after="0"/>
-            </w:pPr>
-            <w:r>
-              <w:rPr>
-                <w:rFonts w:ascii="Aptos" w:hAnsi="Aptos"/>
-                <w:b/>
-                <w:i w:val="0"/>
-                <w:color w:val="FFFFFF"/>
-                <w:sz w:val="21"/>
-              </w:rPr>
-              <w:t xml:space="preserve">No.</w:t>
+              <w:top w:val="single" w:sz="4" w:space="0" w:color="D9C58A"/>
+              <w:left w:val="single" w:sz="4" w:space="0" w:color="D9C58A"/>
+              <w:bottom w:val="single" w:sz="4" w:space="0" w:color="D9C58A"/>
+              <w:right w:val="single" w:sz="4" w:space="0" w:color="D9C58A"/>
+            </w:tcBorders>
+            <w:tcMar>
+              <w:top w:w="80" w:type="dxa"/>
+              <w:left w:w="140" w:type="dxa"/>
+              <w:bottom w:w="80" w:type="dxa"/>
+              <w:right w:w="140" w:type="dxa"/>
+            </w:tcMar>
+          </w:tcPr>
+          <w:p>
+            <w:pPr>
+              <w:keepNext/>
+              <w:spacing w:after="0"/>
+            </w:pPr>
+            <w:r>
+              <w:rPr>
+                <w:rFonts w:ascii="Aptos" w:hAnsi="Aptos"/>
+                <w:b w:val="0"/>
+                <w:i w:val="0"/>
+                <w:color w:val="1A1A1A"/>
+                <w:sz w:val="20"/>
+              </w:rPr>
+              <w:t xml:space="preserve"/>
             </w:r>
           </w:p>
         </w:tc>
@@ -1597,33 +2039,32 @@
           <w:tcPr>
             <w:tcW w:type="dxa" w:w="8107"/>
             <w:tcBorders>
-              <w:top w:val="single" w:sz="6" w:space="0" w:color="007A3D"/>
-              <w:left w:val="single" w:sz="6" w:space="0" w:color="007A3D"/>
-              <w:bottom w:val="single" w:sz="6" w:space="0" w:color="007A3D"/>
-              <w:right w:val="single" w:sz="6" w:space="0" w:color="007A3D"/>
-            </w:tcBorders>
-            <w:shd w:val="clear" w:color="auto" w:fill="007A3D"/>
-            <w:tcMar>
-              <w:top w:w="80" w:type="dxa"/>
-              <w:left w:w="140" w:type="dxa"/>
-              <w:bottom w:w="80" w:type="dxa"/>
-              <w:right w:w="140" w:type="dxa"/>
-            </w:tcMar>
-          </w:tcPr>
-          <w:p>
-            <w:pPr>
-              <w:keepNext/>
-              <w:spacing w:after="0"/>
-            </w:pPr>
-            <w:r>
-              <w:rPr>
-                <w:rFonts w:ascii="Aptos" w:hAnsi="Aptos"/>
-                <w:b/>
-                <w:i w:val="0"/>
-                <w:color w:val="FFFFFF"/>
-                <w:sz w:val="21"/>
-              </w:rPr>
-              <w:t xml:space="preserve">Event</w:t>
+              <w:top w:val="single" w:sz="4" w:space="0" w:color="D9C58A"/>
+              <w:left w:val="single" w:sz="4" w:space="0" w:color="D9C58A"/>
+              <w:bottom w:val="single" w:sz="4" w:space="0" w:color="D9C58A"/>
+              <w:right w:val="single" w:sz="4" w:space="0" w:color="D9C58A"/>
+            </w:tcBorders>
+            <w:tcMar>
+              <w:top w:w="80" w:type="dxa"/>
+              <w:left w:w="140" w:type="dxa"/>
+              <w:bottom w:w="80" w:type="dxa"/>
+              <w:right w:w="140" w:type="dxa"/>
+            </w:tcMar>
+          </w:tcPr>
+          <w:p>
+            <w:pPr>
+              <w:keepNext/>
+              <w:spacing w:after="0"/>
+            </w:pPr>
+            <w:r>
+              <w:rPr>
+                <w:rFonts w:ascii="Aptos" w:hAnsi="Aptos"/>
+                <w:b w:val="0"/>
+                <w:i w:val="0"/>
+                <w:color w:val="1A1A1A"/>
+                <w:sz w:val="20"/>
+              </w:rPr>
+              <w:t xml:space="preserve">France bans the UPC</w:t>
             </w:r>
           </w:p>
         </w:tc>
@@ -1631,7 +2072,7 @@
       <w:tr>
         <w:trPr>
           <w:cantSplit/>
-          <w:trHeight w:val="453" w:hRule="atLeast"/>
+          <w:trHeight w:val="425" w:hRule="atLeast"/>
         </w:trPr>
         <w:tc>
           <w:tcPr>
@@ -1695,7 +2136,7 @@
                 <w:color w:val="1A1A1A"/>
                 <w:sz w:val="20"/>
               </w:rPr>
-              <w:t xml:space="preserve">France bans the UPC</w:t>
+              <w:t xml:space="preserve">Born in the German colony of Kamerun</w:t>
             </w:r>
           </w:p>
         </w:tc>
@@ -1703,7 +2144,7 @@
       <w:tr>
         <w:trPr>
           <w:cantSplit/>
-          <w:trHeight w:val="453" w:hRule="atLeast"/>
+          <w:trHeight w:val="425" w:hRule="atLeast"/>
         </w:trPr>
         <w:tc>
           <w:tcPr>
@@ -1767,7 +2208,7 @@
                 <w:color w:val="1A1A1A"/>
                 <w:sz w:val="20"/>
               </w:rPr>
-              <w:t xml:space="preserve">Born in the German colony of Kamerun</w:t>
+              <w:t xml:space="preserve">France admits responsibility for his death</w:t>
             </w:r>
           </w:p>
         </w:tc>
@@ -1775,7 +2216,7 @@
       <w:tr>
         <w:trPr>
           <w:cantSplit/>
-          <w:trHeight w:val="453" w:hRule="atLeast"/>
+          <w:trHeight w:val="425" w:hRule="atLeast"/>
         </w:trPr>
         <w:tc>
           <w:tcPr>
@@ -1839,7 +2280,7 @@
                 <w:color w:val="1A1A1A"/>
                 <w:sz w:val="20"/>
               </w:rPr>
-              <w:t xml:space="preserve">France admits responsibility for his death</w:t>
+              <w:t xml:space="preserve">Speaks at the United Nations in New York</w:t>
             </w:r>
           </w:p>
         </w:tc>
@@ -1847,7 +2288,7 @@
       <w:tr>
         <w:trPr>
           <w:cantSplit/>
-          <w:trHeight w:val="453" w:hRule="atLeast"/>
+          <w:trHeight w:val="425" w:hRule="atLeast"/>
         </w:trPr>
         <w:tc>
           <w:tcPr>
@@ -1911,7 +2352,7 @@
                 <w:color w:val="1A1A1A"/>
                 <w:sz w:val="20"/>
               </w:rPr>
-              <w:t xml:space="preserve">Speaks at the United Nations in New York</w:t>
+              <w:t xml:space="preserve">Kamerun is split between France and Britain</w:t>
             </w:r>
           </w:p>
         </w:tc>
@@ -1919,7 +2360,7 @@
       <w:tr>
         <w:trPr>
           <w:cantSplit/>
-          <w:trHeight w:val="453" w:hRule="atLeast"/>
+          <w:trHeight w:val="425" w:hRule="atLeast"/>
         </w:trPr>
         <w:tc>
           <w:tcPr>
@@ -1983,7 +2424,7 @@
                 <w:color w:val="1A1A1A"/>
                 <w:sz w:val="20"/>
               </w:rPr>
-              <w:t xml:space="preserve">Kamerun is split between France and Britain</w:t>
+              <w:t xml:space="preserve">Cameroon becomes independent</w:t>
             </w:r>
           </w:p>
         </w:tc>
@@ -1991,7 +2432,7 @@
       <w:tr>
         <w:trPr>
           <w:cantSplit/>
-          <w:trHeight w:val="453" w:hRule="atLeast"/>
+          <w:trHeight w:val="425" w:hRule="atLeast"/>
         </w:trPr>
         <w:tc>
           <w:tcPr>
@@ -2055,7 +2496,7 @@
                 <w:color w:val="1A1A1A"/>
                 <w:sz w:val="20"/>
               </w:rPr>
-              <w:t xml:space="preserve">Cameroon becomes independent</w:t>
+              <w:t xml:space="preserve">The UPC is founded in Douala</w:t>
             </w:r>
           </w:p>
         </w:tc>
@@ -2063,7 +2504,7 @@
       <w:tr>
         <w:trPr>
           <w:cantSplit/>
-          <w:trHeight w:val="453" w:hRule="atLeast"/>
+          <w:trHeight w:val="425" w:hRule="atLeast"/>
         </w:trPr>
         <w:tc>
           <w:tcPr>
@@ -2083,7 +2524,6 @@
           </w:tcPr>
           <w:p>
             <w:pPr>
-              <w:keepNext/>
               <w:spacing w:after="0"/>
             </w:pPr>
             <w:r>
@@ -2116,7 +2556,6 @@
           </w:tcPr>
           <w:p>
             <w:pPr>
-              <w:keepNext/>
               <w:spacing w:after="0"/>
             </w:pPr>
             <w:r>
@@ -2127,7 +2566,154 @@
                 <w:color w:val="1A1A1A"/>
                 <w:sz w:val="20"/>
               </w:rPr>
-              <w:t xml:space="preserve">The UPC is founded in Douala</w:t>
+              <w:t xml:space="preserve">Killed by French soldiers</w:t>
+            </w:r>
+          </w:p>
+        </w:tc>
+      </w:tr>
+    </w:tbl>
+    <w:p>
+      <w:pPr>
+        <w:spacing w:after="0" w:line="160" w:lineRule="exact"/>
+      </w:pPr>
+      <w:r>
+        <w:rPr>
+          <w:sz w:val="4"/>
+        </w:rPr>
+      </w:r>
+    </w:p>
+    <w:p>
+      <w:pPr>
+        <w:keepNext/>
+        <w:spacing w:before="0" w:after="40"/>
+      </w:pPr>
+      <w:r>
+        <w:rPr>
+          <w:rFonts w:ascii="Aptos" w:hAnsi="Aptos"/>
+          <w:b/>
+          <w:i w:val="0"/>
+          <w:color w:val="CE1126"/>
+          <w:sz w:val="21"/>
+        </w:rPr>
+        <w:t xml:space="preserve">▶  TRUE OR FALSE? — CIRCLE ONE</w:t>
+      </w:r>
+    </w:p>
+    <w:tbl>
+      <w:tblPr>
+        <w:tblW w:type="auto" w:w="0"/>
+        <w:jc w:val="center"/>
+        <w:tblLayout w:type="fixed"/>
+        <w:tblLook w:firstColumn="1" w:firstRow="1" w:lastColumn="0" w:lastRow="0" w:noHBand="0" w:noVBand="1" w:val="04A0"/>
+      </w:tblPr>
+      <w:tblGrid>
+        <w:gridCol w:w="6803"/>
+        <w:gridCol w:w="1219"/>
+        <w:gridCol w:w="1219"/>
+      </w:tblGrid>
+      <w:tr>
+        <w:trPr>
+          <w:cantSplit/>
+        </w:trPr>
+        <w:tc>
+          <w:tcPr>
+            <w:tcW w:type="dxa" w:w="6803"/>
+            <w:tcBorders>
+              <w:top w:val="single" w:sz="4" w:space="0" w:color="D9C58A"/>
+              <w:left w:val="single" w:sz="4" w:space="0" w:color="D9C58A"/>
+              <w:bottom w:val="single" w:sz="4" w:space="0" w:color="D9C58A"/>
+              <w:right w:val="single" w:sz="4" w:space="0" w:color="D9C58A"/>
+            </w:tcBorders>
+            <w:tcMar>
+              <w:top w:w="80" w:type="dxa"/>
+              <w:left w:w="140" w:type="dxa"/>
+              <w:bottom w:w="80" w:type="dxa"/>
+              <w:right w:w="140" w:type="dxa"/>
+            </w:tcMar>
+          </w:tcPr>
+          <w:p>
+            <w:pPr>
+              <w:keepNext/>
+              <w:spacing w:after="0"/>
+            </w:pPr>
+            <w:r>
+              <w:rPr>
+                <w:rFonts w:ascii="Aptos" w:hAnsi="Aptos"/>
+                <w:b w:val="0"/>
+                <w:i w:val="0"/>
+                <w:color w:val="1A1A1A"/>
+                <w:sz w:val="20"/>
+              </w:rPr>
+              <w:t xml:space="preserve">1.  Cameroon was once a German colony.</w:t>
+            </w:r>
+          </w:p>
+        </w:tc>
+        <w:tc>
+          <w:tcPr>
+            <w:tcW w:type="dxa" w:w="1219"/>
+            <w:tcBorders>
+              <w:top w:val="single" w:sz="4" w:space="0" w:color="D9C58A"/>
+              <w:left w:val="single" w:sz="4" w:space="0" w:color="D9C58A"/>
+              <w:bottom w:val="single" w:sz="4" w:space="0" w:color="D9C58A"/>
+              <w:right w:val="single" w:sz="4" w:space="0" w:color="D9C58A"/>
+            </w:tcBorders>
+            <w:tcMar>
+              <w:top w:w="80" w:type="dxa"/>
+              <w:left w:w="140" w:type="dxa"/>
+              <w:bottom w:w="80" w:type="dxa"/>
+              <w:right w:w="140" w:type="dxa"/>
+            </w:tcMar>
+            <w:vAlign w:val="center"/>
+          </w:tcPr>
+          <w:p>
+            <w:pPr>
+              <w:keepNext/>
+              <w:spacing w:after="0"/>
+              <w:jc w:val="center"/>
+            </w:pPr>
+            <w:r>
+              <w:rPr>
+                <w:rFonts w:ascii="Aptos" w:hAnsi="Aptos"/>
+                <w:b/>
+                <w:i w:val="0"/>
+                <w:color w:val="1A1A1A"/>
+                <w:sz w:val="24"/>
+              </w:rPr>
+              <w:t xml:space="preserve">TRUE</w:t>
+            </w:r>
+          </w:p>
+        </w:tc>
+        <w:tc>
+          <w:tcPr>
+            <w:tcW w:type="dxa" w:w="1219"/>
+            <w:tcBorders>
+              <w:top w:val="single" w:sz="4" w:space="0" w:color="D9C58A"/>
+              <w:left w:val="single" w:sz="4" w:space="0" w:color="D9C58A"/>
+              <w:bottom w:val="single" w:sz="4" w:space="0" w:color="D9C58A"/>
+              <w:right w:val="single" w:sz="4" w:space="0" w:color="D9C58A"/>
+            </w:tcBorders>
+            <w:tcMar>
+              <w:top w:w="80" w:type="dxa"/>
+              <w:left w:w="140" w:type="dxa"/>
+              <w:bottom w:w="80" w:type="dxa"/>
+              <w:right w:w="140" w:type="dxa"/>
+            </w:tcMar>
+            <w:vAlign w:val="center"/>
+          </w:tcPr>
+          <w:p>
+            <w:pPr>
+              <w:keepNext/>
+              <w:spacing w:after="0"/>
+              <w:jc w:val="center"/>
+            </w:pPr>
+            <w:r>
+              <w:rPr>
+                <w:rFonts w:ascii="Aptos" w:hAnsi="Aptos"/>
+                <w:b/>
+                <w:i w:val="0"/>
+                <w:color w:val="1A1A1A"/>
+                <w:sz w:val="24"/>
+              </w:rPr>
+              <w:t xml:space="preserve">FALSE</w:t>
             </w:r>
           </w:p>
         </w:tc>
@@ -2135,26 +2721,26 @@
       <w:tr>
         <w:trPr>
           <w:cantSplit/>
-          <w:trHeight w:val="453" w:hRule="atLeast"/>
         </w:trPr>
         <w:tc>
           <w:tcPr>
-            <w:tcW w:type="dxa" w:w="1134"/>
-            <w:tcBorders>
-              <w:top w:val="single" w:sz="4" w:space="0" w:color="D9C58A"/>
-              <w:left w:val="single" w:sz="4" w:space="0" w:color="D9C58A"/>
-              <w:bottom w:val="single" w:sz="4" w:space="0" w:color="D9C58A"/>
-              <w:right w:val="single" w:sz="4" w:space="0" w:color="D9C58A"/>
-            </w:tcBorders>
-            <w:tcMar>
-              <w:top w:w="80" w:type="dxa"/>
-              <w:left w:w="140" w:type="dxa"/>
-              <w:bottom w:w="80" w:type="dxa"/>
-              <w:right w:w="140" w:type="dxa"/>
-            </w:tcMar>
-          </w:tcPr>
-          <w:p>
-            <w:pPr>
+            <w:tcW w:type="dxa" w:w="6803"/>
+            <w:tcBorders>
+              <w:top w:val="single" w:sz="4" w:space="0" w:color="D9C58A"/>
+              <w:left w:val="single" w:sz="4" w:space="0" w:color="D9C58A"/>
+              <w:bottom w:val="single" w:sz="4" w:space="0" w:color="D9C58A"/>
+              <w:right w:val="single" w:sz="4" w:space="0" w:color="D9C58A"/>
+            </w:tcBorders>
+            <w:tcMar>
+              <w:top w:w="80" w:type="dxa"/>
+              <w:left w:w="140" w:type="dxa"/>
+              <w:bottom w:w="80" w:type="dxa"/>
+              <w:right w:w="140" w:type="dxa"/>
+            </w:tcMar>
+          </w:tcPr>
+          <w:p>
+            <w:pPr>
+              <w:keepNext/>
               <w:spacing w:after="0"/>
             </w:pPr>
             <w:r>
@@ -2165,28 +2751,104 @@
                 <w:color w:val="1A1A1A"/>
                 <w:sz w:val="20"/>
               </w:rPr>
-              <w:t xml:space="preserve"/>
-            </w:r>
-          </w:p>
-        </w:tc>
-        <w:tc>
-          <w:tcPr>
-            <w:tcW w:type="dxa" w:w="8107"/>
-            <w:tcBorders>
-              <w:top w:val="single" w:sz="4" w:space="0" w:color="D9C58A"/>
-              <w:left w:val="single" w:sz="4" w:space="0" w:color="D9C58A"/>
-              <w:bottom w:val="single" w:sz="4" w:space="0" w:color="D9C58A"/>
-              <w:right w:val="single" w:sz="4" w:space="0" w:color="D9C58A"/>
-            </w:tcBorders>
-            <w:tcMar>
-              <w:top w:w="80" w:type="dxa"/>
-              <w:left w:w="140" w:type="dxa"/>
-              <w:bottom w:w="80" w:type="dxa"/>
-              <w:right w:w="140" w:type="dxa"/>
-            </w:tcMar>
-          </w:tcPr>
-          <w:p>
-            <w:pPr>
+              <w:t xml:space="preserve">2.  After the First World War, Cameroon was ruled by Spain and Portugal.</w:t>
+            </w:r>
+          </w:p>
+        </w:tc>
+        <w:tc>
+          <w:tcPr>
+            <w:tcW w:type="dxa" w:w="1219"/>
+            <w:tcBorders>
+              <w:top w:val="single" w:sz="4" w:space="0" w:color="D9C58A"/>
+              <w:left w:val="single" w:sz="4" w:space="0" w:color="D9C58A"/>
+              <w:bottom w:val="single" w:sz="4" w:space="0" w:color="D9C58A"/>
+              <w:right w:val="single" w:sz="4" w:space="0" w:color="D9C58A"/>
+            </w:tcBorders>
+            <w:tcMar>
+              <w:top w:w="80" w:type="dxa"/>
+              <w:left w:w="140" w:type="dxa"/>
+              <w:bottom w:w="80" w:type="dxa"/>
+              <w:right w:w="140" w:type="dxa"/>
+            </w:tcMar>
+            <w:vAlign w:val="center"/>
+          </w:tcPr>
+          <w:p>
+            <w:pPr>
+              <w:keepNext/>
+              <w:spacing w:after="0"/>
+              <w:jc w:val="center"/>
+            </w:pPr>
+            <w:r>
+              <w:rPr>
+                <w:rFonts w:ascii="Aptos" w:hAnsi="Aptos"/>
+                <w:b/>
+                <w:i w:val="0"/>
+                <w:color w:val="1A1A1A"/>
+                <w:sz w:val="24"/>
+              </w:rPr>
+              <w:t xml:space="preserve">TRUE</w:t>
+            </w:r>
+          </w:p>
+        </w:tc>
+        <w:tc>
+          <w:tcPr>
+            <w:tcW w:type="dxa" w:w="1219"/>
+            <w:tcBorders>
+              <w:top w:val="single" w:sz="4" w:space="0" w:color="D9C58A"/>
+              <w:left w:val="single" w:sz="4" w:space="0" w:color="D9C58A"/>
+              <w:bottom w:val="single" w:sz="4" w:space="0" w:color="D9C58A"/>
+              <w:right w:val="single" w:sz="4" w:space="0" w:color="D9C58A"/>
+            </w:tcBorders>
+            <w:tcMar>
+              <w:top w:w="80" w:type="dxa"/>
+              <w:left w:w="140" w:type="dxa"/>
+              <w:bottom w:w="80" w:type="dxa"/>
+              <w:right w:w="140" w:type="dxa"/>
+            </w:tcMar>
+            <w:vAlign w:val="center"/>
+          </w:tcPr>
+          <w:p>
+            <w:pPr>
+              <w:keepNext/>
+              <w:spacing w:after="0"/>
+              <w:jc w:val="center"/>
+            </w:pPr>
+            <w:r>
+              <w:rPr>
+                <w:rFonts w:ascii="Aptos" w:hAnsi="Aptos"/>
+                <w:b/>
+                <w:i w:val="0"/>
+                <w:color w:val="1A1A1A"/>
+                <w:sz w:val="24"/>
+              </w:rPr>
+              <w:t xml:space="preserve">FALSE</w:t>
+            </w:r>
+          </w:p>
+        </w:tc>
+      </w:tr>
+      <w:tr>
+        <w:trPr>
+          <w:cantSplit/>
+        </w:trPr>
+        <w:tc>
+          <w:tcPr>
+            <w:tcW w:type="dxa" w:w="6803"/>
+            <w:tcBorders>
+              <w:top w:val="single" w:sz="4" w:space="0" w:color="D9C58A"/>
+              <w:left w:val="single" w:sz="4" w:space="0" w:color="D9C58A"/>
+              <w:bottom w:val="single" w:sz="4" w:space="0" w:color="D9C58A"/>
+              <w:right w:val="single" w:sz="4" w:space="0" w:color="D9C58A"/>
+            </w:tcBorders>
+            <w:tcMar>
+              <w:top w:w="80" w:type="dxa"/>
+              <w:left w:w="140" w:type="dxa"/>
+              <w:bottom w:w="80" w:type="dxa"/>
+              <w:right w:w="140" w:type="dxa"/>
+            </w:tcMar>
+          </w:tcPr>
+          <w:p>
+            <w:pPr>
+              <w:keepNext/>
               <w:spacing w:after="0"/>
             </w:pPr>
             <w:r>
@@ -2197,7 +2859,398 @@
                 <w:color w:val="1A1A1A"/>
                 <w:sz w:val="20"/>
               </w:rPr>
-              <w:t xml:space="preserve">Killed by French soldiers</w:t>
+              <w:t xml:space="preserve">3.  Um Nyobè spoke at the United Nations.</w:t>
+            </w:r>
+          </w:p>
+        </w:tc>
+        <w:tc>
+          <w:tcPr>
+            <w:tcW w:type="dxa" w:w="1219"/>
+            <w:tcBorders>
+              <w:top w:val="single" w:sz="4" w:space="0" w:color="D9C58A"/>
+              <w:left w:val="single" w:sz="4" w:space="0" w:color="D9C58A"/>
+              <w:bottom w:val="single" w:sz="4" w:space="0" w:color="D9C58A"/>
+              <w:right w:val="single" w:sz="4" w:space="0" w:color="D9C58A"/>
+            </w:tcBorders>
+            <w:tcMar>
+              <w:top w:w="80" w:type="dxa"/>
+              <w:left w:w="140" w:type="dxa"/>
+              <w:bottom w:w="80" w:type="dxa"/>
+              <w:right w:w="140" w:type="dxa"/>
+            </w:tcMar>
+            <w:vAlign w:val="center"/>
+          </w:tcPr>
+          <w:p>
+            <w:pPr>
+              <w:keepNext/>
+              <w:spacing w:after="0"/>
+              <w:jc w:val="center"/>
+            </w:pPr>
+            <w:r>
+              <w:rPr>
+                <w:rFonts w:ascii="Aptos" w:hAnsi="Aptos"/>
+                <w:b/>
+                <w:i w:val="0"/>
+                <w:color w:val="1A1A1A"/>
+                <w:sz w:val="24"/>
+              </w:rPr>
+              <w:t xml:space="preserve">TRUE</w:t>
+            </w:r>
+          </w:p>
+        </w:tc>
+        <w:tc>
+          <w:tcPr>
+            <w:tcW w:type="dxa" w:w="1219"/>
+            <w:tcBorders>
+              <w:top w:val="single" w:sz="4" w:space="0" w:color="D9C58A"/>
+              <w:left w:val="single" w:sz="4" w:space="0" w:color="D9C58A"/>
+              <w:bottom w:val="single" w:sz="4" w:space="0" w:color="D9C58A"/>
+              <w:right w:val="single" w:sz="4" w:space="0" w:color="D9C58A"/>
+            </w:tcBorders>
+            <w:tcMar>
+              <w:top w:w="80" w:type="dxa"/>
+              <w:left w:w="140" w:type="dxa"/>
+              <w:bottom w:w="80" w:type="dxa"/>
+              <w:right w:w="140" w:type="dxa"/>
+            </w:tcMar>
+            <w:vAlign w:val="center"/>
+          </w:tcPr>
+          <w:p>
+            <w:pPr>
+              <w:keepNext/>
+              <w:spacing w:after="0"/>
+              <w:jc w:val="center"/>
+            </w:pPr>
+            <w:r>
+              <w:rPr>
+                <w:rFonts w:ascii="Aptos" w:hAnsi="Aptos"/>
+                <w:b/>
+                <w:i w:val="0"/>
+                <w:color w:val="1A1A1A"/>
+                <w:sz w:val="24"/>
+              </w:rPr>
+              <w:t xml:space="preserve">FALSE</w:t>
+            </w:r>
+          </w:p>
+        </w:tc>
+      </w:tr>
+      <w:tr>
+        <w:trPr>
+          <w:cantSplit/>
+        </w:trPr>
+        <w:tc>
+          <w:tcPr>
+            <w:tcW w:type="dxa" w:w="6803"/>
+            <w:tcBorders>
+              <w:top w:val="single" w:sz="4" w:space="0" w:color="D9C58A"/>
+              <w:left w:val="single" w:sz="4" w:space="0" w:color="D9C58A"/>
+              <w:bottom w:val="single" w:sz="4" w:space="0" w:color="D9C58A"/>
+              <w:right w:val="single" w:sz="4" w:space="0" w:color="D9C58A"/>
+            </w:tcBorders>
+            <w:tcMar>
+              <w:top w:w="80" w:type="dxa"/>
+              <w:left w:w="140" w:type="dxa"/>
+              <w:bottom w:w="80" w:type="dxa"/>
+              <w:right w:w="140" w:type="dxa"/>
+            </w:tcMar>
+          </w:tcPr>
+          <w:p>
+            <w:pPr>
+              <w:keepNext/>
+              <w:spacing w:after="0"/>
+            </w:pPr>
+            <w:r>
+              <w:rPr>
+                <w:rFonts w:ascii="Aptos" w:hAnsi="Aptos"/>
+                <w:b w:val="0"/>
+                <w:i w:val="0"/>
+                <w:color w:val="1A1A1A"/>
+                <w:sz w:val="20"/>
+              </w:rPr>
+              <w:t xml:space="preserve">4.  He became Cameroon's first president in 1960.</w:t>
+            </w:r>
+          </w:p>
+        </w:tc>
+        <w:tc>
+          <w:tcPr>
+            <w:tcW w:type="dxa" w:w="1219"/>
+            <w:tcBorders>
+              <w:top w:val="single" w:sz="4" w:space="0" w:color="D9C58A"/>
+              <w:left w:val="single" w:sz="4" w:space="0" w:color="D9C58A"/>
+              <w:bottom w:val="single" w:sz="4" w:space="0" w:color="D9C58A"/>
+              <w:right w:val="single" w:sz="4" w:space="0" w:color="D9C58A"/>
+            </w:tcBorders>
+            <w:tcMar>
+              <w:top w:w="80" w:type="dxa"/>
+              <w:left w:w="140" w:type="dxa"/>
+              <w:bottom w:w="80" w:type="dxa"/>
+              <w:right w:w="140" w:type="dxa"/>
+            </w:tcMar>
+            <w:vAlign w:val="center"/>
+          </w:tcPr>
+          <w:p>
+            <w:pPr>
+              <w:keepNext/>
+              <w:spacing w:after="0"/>
+              <w:jc w:val="center"/>
+            </w:pPr>
+            <w:r>
+              <w:rPr>
+                <w:rFonts w:ascii="Aptos" w:hAnsi="Aptos"/>
+                <w:b/>
+                <w:i w:val="0"/>
+                <w:color w:val="1A1A1A"/>
+                <w:sz w:val="24"/>
+              </w:rPr>
+              <w:t xml:space="preserve">TRUE</w:t>
+            </w:r>
+          </w:p>
+        </w:tc>
+        <w:tc>
+          <w:tcPr>
+            <w:tcW w:type="dxa" w:w="1219"/>
+            <w:tcBorders>
+              <w:top w:val="single" w:sz="4" w:space="0" w:color="D9C58A"/>
+              <w:left w:val="single" w:sz="4" w:space="0" w:color="D9C58A"/>
+              <w:bottom w:val="single" w:sz="4" w:space="0" w:color="D9C58A"/>
+              <w:right w:val="single" w:sz="4" w:space="0" w:color="D9C58A"/>
+            </w:tcBorders>
+            <w:tcMar>
+              <w:top w:w="80" w:type="dxa"/>
+              <w:left w:w="140" w:type="dxa"/>
+              <w:bottom w:w="80" w:type="dxa"/>
+              <w:right w:w="140" w:type="dxa"/>
+            </w:tcMar>
+            <w:vAlign w:val="center"/>
+          </w:tcPr>
+          <w:p>
+            <w:pPr>
+              <w:keepNext/>
+              <w:spacing w:after="0"/>
+              <w:jc w:val="center"/>
+            </w:pPr>
+            <w:r>
+              <w:rPr>
+                <w:rFonts w:ascii="Aptos" w:hAnsi="Aptos"/>
+                <w:b/>
+                <w:i w:val="0"/>
+                <w:color w:val="1A1A1A"/>
+                <w:sz w:val="24"/>
+              </w:rPr>
+              <w:t xml:space="preserve">FALSE</w:t>
+            </w:r>
+          </w:p>
+        </w:tc>
+      </w:tr>
+      <w:tr>
+        <w:trPr>
+          <w:cantSplit/>
+        </w:trPr>
+        <w:tc>
+          <w:tcPr>
+            <w:tcW w:type="dxa" w:w="6803"/>
+            <w:tcBorders>
+              <w:top w:val="single" w:sz="4" w:space="0" w:color="D9C58A"/>
+              <w:left w:val="single" w:sz="4" w:space="0" w:color="D9C58A"/>
+              <w:bottom w:val="single" w:sz="4" w:space="0" w:color="D9C58A"/>
+              <w:right w:val="single" w:sz="4" w:space="0" w:color="D9C58A"/>
+            </w:tcBorders>
+            <w:tcMar>
+              <w:top w:w="80" w:type="dxa"/>
+              <w:left w:w="140" w:type="dxa"/>
+              <w:bottom w:w="80" w:type="dxa"/>
+              <w:right w:w="140" w:type="dxa"/>
+            </w:tcMar>
+          </w:tcPr>
+          <w:p>
+            <w:pPr>
+              <w:keepNext/>
+              <w:spacing w:after="0"/>
+            </w:pPr>
+            <w:r>
+              <w:rPr>
+                <w:rFonts w:ascii="Aptos" w:hAnsi="Aptos"/>
+                <w:b w:val="0"/>
+                <w:i w:val="0"/>
+                <w:color w:val="1A1A1A"/>
+                <w:sz w:val="20"/>
+              </w:rPr>
+              <w:t xml:space="preserve">5.  His party, the UPC, was banned by France.</w:t>
+            </w:r>
+          </w:p>
+        </w:tc>
+        <w:tc>
+          <w:tcPr>
+            <w:tcW w:type="dxa" w:w="1219"/>
+            <w:tcBorders>
+              <w:top w:val="single" w:sz="4" w:space="0" w:color="D9C58A"/>
+              <w:left w:val="single" w:sz="4" w:space="0" w:color="D9C58A"/>
+              <w:bottom w:val="single" w:sz="4" w:space="0" w:color="D9C58A"/>
+              <w:right w:val="single" w:sz="4" w:space="0" w:color="D9C58A"/>
+            </w:tcBorders>
+            <w:tcMar>
+              <w:top w:w="80" w:type="dxa"/>
+              <w:left w:w="140" w:type="dxa"/>
+              <w:bottom w:w="80" w:type="dxa"/>
+              <w:right w:w="140" w:type="dxa"/>
+            </w:tcMar>
+            <w:vAlign w:val="center"/>
+          </w:tcPr>
+          <w:p>
+            <w:pPr>
+              <w:keepNext/>
+              <w:spacing w:after="0"/>
+              <w:jc w:val="center"/>
+            </w:pPr>
+            <w:r>
+              <w:rPr>
+                <w:rFonts w:ascii="Aptos" w:hAnsi="Aptos"/>
+                <w:b/>
+                <w:i w:val="0"/>
+                <w:color w:val="1A1A1A"/>
+                <w:sz w:val="24"/>
+              </w:rPr>
+              <w:t xml:space="preserve">TRUE</w:t>
+            </w:r>
+          </w:p>
+        </w:tc>
+        <w:tc>
+          <w:tcPr>
+            <w:tcW w:type="dxa" w:w="1219"/>
+            <w:tcBorders>
+              <w:top w:val="single" w:sz="4" w:space="0" w:color="D9C58A"/>
+              <w:left w:val="single" w:sz="4" w:space="0" w:color="D9C58A"/>
+              <w:bottom w:val="single" w:sz="4" w:space="0" w:color="D9C58A"/>
+              <w:right w:val="single" w:sz="4" w:space="0" w:color="D9C58A"/>
+            </w:tcBorders>
+            <w:tcMar>
+              <w:top w:w="80" w:type="dxa"/>
+              <w:left w:w="140" w:type="dxa"/>
+              <w:bottom w:w="80" w:type="dxa"/>
+              <w:right w:w="140" w:type="dxa"/>
+            </w:tcMar>
+            <w:vAlign w:val="center"/>
+          </w:tcPr>
+          <w:p>
+            <w:pPr>
+              <w:keepNext/>
+              <w:spacing w:after="0"/>
+              <w:jc w:val="center"/>
+            </w:pPr>
+            <w:r>
+              <w:rPr>
+                <w:rFonts w:ascii="Aptos" w:hAnsi="Aptos"/>
+                <w:b/>
+                <w:i w:val="0"/>
+                <w:color w:val="1A1A1A"/>
+                <w:sz w:val="24"/>
+              </w:rPr>
+              <w:t xml:space="preserve">FALSE</w:t>
+            </w:r>
+          </w:p>
+        </w:tc>
+      </w:tr>
+      <w:tr>
+        <w:trPr>
+          <w:cantSplit/>
+        </w:trPr>
+        <w:tc>
+          <w:tcPr>
+            <w:tcW w:type="dxa" w:w="6803"/>
+            <w:tcBorders>
+              <w:top w:val="single" w:sz="4" w:space="0" w:color="D9C58A"/>
+              <w:left w:val="single" w:sz="4" w:space="0" w:color="D9C58A"/>
+              <w:bottom w:val="single" w:sz="4" w:space="0" w:color="D9C58A"/>
+              <w:right w:val="single" w:sz="4" w:space="0" w:color="D9C58A"/>
+            </w:tcBorders>
+            <w:tcMar>
+              <w:top w:w="80" w:type="dxa"/>
+              <w:left w:w="140" w:type="dxa"/>
+              <w:bottom w:w="80" w:type="dxa"/>
+              <w:right w:w="140" w:type="dxa"/>
+            </w:tcMar>
+          </w:tcPr>
+          <w:p>
+            <w:pPr>
+              <w:spacing w:after="0"/>
+            </w:pPr>
+            <w:r>
+              <w:rPr>
+                <w:rFonts w:ascii="Aptos" w:hAnsi="Aptos"/>
+                <w:b w:val="0"/>
+                <w:i w:val="0"/>
+                <w:color w:val="1A1A1A"/>
+                <w:sz w:val="20"/>
+              </w:rPr>
+              <w:t xml:space="preserve">6.  For years it was forbidden to say his name in Cameroon.</w:t>
+            </w:r>
+          </w:p>
+        </w:tc>
+        <w:tc>
+          <w:tcPr>
+            <w:tcW w:type="dxa" w:w="1219"/>
+            <w:tcBorders>
+              <w:top w:val="single" w:sz="4" w:space="0" w:color="D9C58A"/>
+              <w:left w:val="single" w:sz="4" w:space="0" w:color="D9C58A"/>
+              <w:bottom w:val="single" w:sz="4" w:space="0" w:color="D9C58A"/>
+              <w:right w:val="single" w:sz="4" w:space="0" w:color="D9C58A"/>
+            </w:tcBorders>
+            <w:tcMar>
+              <w:top w:w="80" w:type="dxa"/>
+              <w:left w:w="140" w:type="dxa"/>
+              <w:bottom w:w="80" w:type="dxa"/>
+              <w:right w:w="140" w:type="dxa"/>
+            </w:tcMar>
+            <w:vAlign w:val="center"/>
+          </w:tcPr>
+          <w:p>
+            <w:pPr>
+              <w:spacing w:after="0"/>
+              <w:jc w:val="center"/>
+            </w:pPr>
+            <w:r>
+              <w:rPr>
+                <w:rFonts w:ascii="Aptos" w:hAnsi="Aptos"/>
+                <w:b/>
+                <w:i w:val="0"/>
+                <w:color w:val="1A1A1A"/>
+                <w:sz w:val="24"/>
+              </w:rPr>
+              <w:t xml:space="preserve">TRUE</w:t>
+            </w:r>
+          </w:p>
+        </w:tc>
+        <w:tc>
+          <w:tcPr>
+            <w:tcW w:type="dxa" w:w="1219"/>
+            <w:tcBorders>
+              <w:top w:val="single" w:sz="4" w:space="0" w:color="D9C58A"/>
+              <w:left w:val="single" w:sz="4" w:space="0" w:color="D9C58A"/>
+              <w:bottom w:val="single" w:sz="4" w:space="0" w:color="D9C58A"/>
+              <w:right w:val="single" w:sz="4" w:space="0" w:color="D9C58A"/>
+            </w:tcBorders>
+            <w:tcMar>
+              <w:top w:w="80" w:type="dxa"/>
+              <w:left w:w="140" w:type="dxa"/>
+              <w:bottom w:w="80" w:type="dxa"/>
+              <w:right w:w="140" w:type="dxa"/>
+            </w:tcMar>
+            <w:vAlign w:val="center"/>
+          </w:tcPr>
+          <w:p>
+            <w:pPr>
+              <w:spacing w:after="0"/>
+              <w:jc w:val="center"/>
+            </w:pPr>
+            <w:r>
+              <w:rPr>
+                <w:rFonts w:ascii="Aptos" w:hAnsi="Aptos"/>
+                <w:b/>
+                <w:i w:val="0"/>
+                <w:color w:val="1A1A1A"/>
+                <w:sz w:val="24"/>
+              </w:rPr>
+              <w:t xml:space="preserve">FALSE</w:t>
             </w:r>
           </w:p>
         </w:tc>
@@ -2216,25 +3269,17 @@
     <w:p>
       <w:pPr>
         <w:keepNext/>
-        <w:pBdr>
-          <w:top w:val="single" w:sz="4" w:space="4" w:color="E8A800"/>
-          <w:left w:val="single" w:sz="4" w:space="6" w:color="E8A800"/>
-          <w:bottom w:val="single" w:sz="4" w:space="4" w:color="E8A800"/>
-          <w:right w:val="single" w:sz="4" w:space="6" w:color="E8A800"/>
-        </w:pBdr>
-        <w:shd w:val="clear" w:color="auto" w:fill="E8A800"/>
-        <w:spacing w:before="200" w:after="120"/>
-        <w:ind w:left="68" w:right="68"/>
-      </w:pPr>
-      <w:r>
-        <w:rPr>
-          <w:rFonts w:ascii="Aptos Display" w:hAnsi="Aptos Display"/>
+        <w:spacing w:before="0" w:after="40"/>
+      </w:pPr>
+      <w:r>
+        <w:rPr>
+          <w:rFonts w:ascii="Aptos" w:hAnsi="Aptos"/>
           <w:b/>
           <w:i w:val="0"/>
-          <w:color w:val="1A1A1A"/>
-          <w:sz w:val="27"/>
-        </w:rPr>
-        <w:t xml:space="preserve">5.  Speech to the United Nations – 1952</w:t>
+          <w:color w:val="CE1126"/>
+          <w:sz w:val="21"/>
+        </w:rPr>
+        <w:t xml:space="preserve">▶  SPEECH TO THE UNITED NATIONS, 1952 — WRITE AS UM NYOBÈ</w:t>
       </w:r>
     </w:p>
     <w:p>
@@ -2250,23 +3295,7 @@
           <w:color w:val="1A1A1A"/>
           <w:sz w:val="20"/>
         </w:rPr>
-        <w:t xml:space="preserve">Imagine you are Ruben Um Nyobè, speaking to the world at the United Nations. Write a short speech explaining what the people of Cameroon want and why.</w:t>
-      </w:r>
-    </w:p>
-    <w:p>
-      <w:pPr>
-        <w:keepNext/>
-        <w:spacing w:before="0" w:after="120"/>
-      </w:pPr>
-      <w:r>
-        <w:rPr>
-          <w:rFonts w:ascii="Aptos" w:hAnsi="Aptos"/>
-          <w:b w:val="0"/>
-          <w:i/>
-          <w:color w:val="5E5E5E"/>
-          <w:sz w:val="20"/>
-        </w:rPr>
-        <w:t xml:space="preserve">Starters: “My name is… and I speak for…”   “We want…”   “It is unfair that…”   “I ask the world to…”</w:t>
+        <w:t xml:space="preserve">Explain to the world what the people of Cameroon want and why. Starters: “My name is… and I speak for…”  “We want…”  “It is unfair that…”  “I ask the world to…”</w:t>
       </w:r>
     </w:p>
     <w:tbl>
@@ -2383,56 +3412,166 @@
           </w:tcPr>
           <w:p>
             <w:pPr>
-              <w:keepNext/>
-              <w:spacing w:after="0"/>
-            </w:pPr>
-          </w:p>
-        </w:tc>
-      </w:tr>
-      <w:tr>
-        <w:trPr>
-          <w:trHeight w:val="442" w:hRule="exact"/>
-        </w:trPr>
-        <w:tc>
-          <w:tcPr>
-            <w:tcW w:type="dxa" w:w="9242"/>
-            <w:tcBorders>
-              <w:top w:val="nil"/>
-              <w:left w:val="nil"/>
-              <w:bottom w:val="single" w:sz="6" w:space="0" w:color="BDBDBD"/>
-              <w:right w:val="nil"/>
-            </w:tcBorders>
-          </w:tcPr>
-          <w:p>
-            <w:pPr>
-              <w:keepNext/>
-              <w:spacing w:after="0"/>
-            </w:pPr>
-          </w:p>
-        </w:tc>
-      </w:tr>
-      <w:tr>
-        <w:trPr>
-          <w:trHeight w:val="442" w:hRule="exact"/>
-        </w:trPr>
-        <w:tc>
-          <w:tcPr>
-            <w:tcW w:type="dxa" w:w="9242"/>
-            <w:tcBorders>
-              <w:top w:val="nil"/>
-              <w:left w:val="nil"/>
-              <w:bottom w:val="single" w:sz="6" w:space="0" w:color="BDBDBD"/>
-              <w:right w:val="nil"/>
-            </w:tcBorders>
-          </w:tcPr>
-          <w:p>
-            <w:pPr>
               <w:spacing w:after="0"/>
             </w:pPr>
           </w:p>
         </w:tc>
       </w:tr>
     </w:tbl>
+    <w:p>
+      <w:pPr>
+        <w:spacing w:after="0" w:line="160" w:lineRule="exact"/>
+      </w:pPr>
+      <w:r>
+        <w:rPr>
+          <w:sz w:val="4"/>
+        </w:rPr>
+      </w:r>
+    </w:p>
+    <w:p>
+      <w:pPr>
+        <w:keepNext/>
+        <w:pBdr>
+          <w:top w:val="single" w:sz="4" w:space="4" w:color="E8A800"/>
+          <w:left w:val="single" w:sz="4" w:space="6" w:color="E8A800"/>
+          <w:bottom w:val="single" w:sz="4" w:space="4" w:color="E8A800"/>
+          <w:right w:val="single" w:sz="4" w:space="6" w:color="E8A800"/>
+        </w:pBdr>
+        <w:shd w:val="clear" w:color="auto" w:fill="E8A800"/>
+        <w:spacing w:before="200" w:after="120"/>
+        <w:ind w:left="68" w:right="68"/>
+      </w:pPr>
+      <w:r>
+        <w:rPr>
+          <w:rFonts w:ascii="Aptos Display" w:hAnsi="Aptos Display"/>
+          <w:b/>
+          <w:i w:val="0"/>
+          <w:color w:val="1A1A1A"/>
+          <w:sz w:val="27"/>
+        </w:rPr>
+        <w:t xml:space="preserve">5.  Talk It Out</w:t>
+      </w:r>
+    </w:p>
+    <w:p>
+      <w:pPr>
+        <w:keepNext/>
+        <w:spacing w:before="0" w:after="40"/>
+      </w:pPr>
+      <w:r>
+        <w:rPr>
+          <w:rFonts w:ascii="Aptos" w:hAnsi="Aptos"/>
+          <w:b/>
+          <w:i w:val="0"/>
+          <w:color w:val="CE1126"/>
+          <w:sz w:val="21"/>
+        </w:rPr>
+        <w:t xml:space="preserve">▶  TALK IT OUT — DISCUSS WITH A PARTNER OR GROUP</w:t>
+      </w:r>
+    </w:p>
+    <w:p>
+      <w:pPr>
+        <w:spacing w:after="60"/>
+        <w:ind w:left="454" w:hanging="255"/>
+      </w:pPr>
+      <w:r>
+        <w:rPr>
+          <w:rFonts w:ascii="Aptos" w:hAnsi="Aptos"/>
+          <w:b/>
+          <w:i w:val="0"/>
+          <w:color w:val="CE1126"/>
+          <w:sz w:val="16"/>
+        </w:rPr>
+        <w:t xml:space="preserve">■  </w:t>
+      </w:r>
+      <w:r>
+        <w:rPr>
+          <w:rFonts w:ascii="Aptos" w:hAnsi="Aptos"/>
+          <w:b w:val="0"/>
+          <w:i w:val="0"/>
+          <w:color w:val="1A1A1A"/>
+          <w:sz w:val="20"/>
+        </w:rPr>
+        <w:t xml:space="preserve">Why do you think the authorities banned people from talking about him?</w:t>
+      </w:r>
+    </w:p>
+    <w:p>
+      <w:pPr>
+        <w:spacing w:after="60"/>
+        <w:ind w:left="454" w:hanging="255"/>
+      </w:pPr>
+      <w:r>
+        <w:rPr>
+          <w:rFonts w:ascii="Aptos" w:hAnsi="Aptos"/>
+          <w:b/>
+          <w:i w:val="0"/>
+          <w:color w:val="E8A800"/>
+          <w:sz w:val="16"/>
+        </w:rPr>
+        <w:t xml:space="preserve">■  </w:t>
+      </w:r>
+      <w:r>
+        <w:rPr>
+          <w:rFonts w:ascii="Aptos" w:hAnsi="Aptos"/>
+          <w:b w:val="0"/>
+          <w:i w:val="0"/>
+          <w:color w:val="1A1A1A"/>
+          <w:sz w:val="20"/>
+        </w:rPr>
+        <w:t xml:space="preserve">He chose speeches and the UN rather than violence. Why might that have been powerful?</w:t>
+      </w:r>
+    </w:p>
+    <w:p>
+      <w:pPr>
+        <w:spacing w:after="60"/>
+        <w:ind w:left="454" w:hanging="255"/>
+      </w:pPr>
+      <w:r>
+        <w:rPr>
+          <w:rFonts w:ascii="Aptos" w:hAnsi="Aptos"/>
+          <w:b/>
+          <w:i w:val="0"/>
+          <w:color w:val="007A3D"/>
+          <w:sz w:val="16"/>
+        </w:rPr>
+        <w:t xml:space="preserve">■  </w:t>
+      </w:r>
+      <w:r>
+        <w:rPr>
+          <w:rFonts w:ascii="Aptos" w:hAnsi="Aptos"/>
+          <w:b w:val="0"/>
+          <w:i w:val="0"/>
+          <w:color w:val="1A1A1A"/>
+          <w:sz w:val="20"/>
+        </w:rPr>
+        <w:t xml:space="preserve">Why does it matter when a country admits it did wrong?</w:t>
+      </w:r>
+    </w:p>
+    <w:p>
+      <w:pPr>
+        <w:spacing w:after="60"/>
+        <w:ind w:left="454" w:hanging="255"/>
+      </w:pPr>
+      <w:r>
+        <w:rPr>
+          <w:rFonts w:ascii="Aptos" w:hAnsi="Aptos"/>
+          <w:b/>
+          <w:i w:val="0"/>
+          <w:color w:val="CE1126"/>
+          <w:sz w:val="16"/>
+        </w:rPr>
+        <w:t xml:space="preserve">■  </w:t>
+      </w:r>
+      <w:r>
+        <w:rPr>
+          <w:rFonts w:ascii="Aptos" w:hAnsi="Aptos"/>
+          <w:b w:val="0"/>
+          <w:i w:val="0"/>
+          <w:color w:val="1A1A1A"/>
+          <w:sz w:val="20"/>
+        </w:rPr>
+        <w:t xml:space="preserve">Who are the 'forgotten heroes' in your own family or community?</w:t>
+      </w:r>
+    </w:p>
     <w:p>
       <w:pPr>
         <w:spacing w:after="0" w:line="160" w:lineRule="exact"/>
@@ -2464,7 +3603,7 @@
           <w:color w:val="FFFFFF"/>
           <w:sz w:val="27"/>
         </w:rPr>
-        <w:t xml:space="preserve">6.  What Do You Think?</w:t>
+        <w:t xml:space="preserve">6.  Reflection &amp; Exit Ticket</w:t>
       </w:r>
     </w:p>
     <w:p>
@@ -2477,10 +3616,26 @@
           <w:rFonts w:ascii="Aptos" w:hAnsi="Aptos"/>
           <w:b/>
           <w:i w:val="0"/>
-          <w:color w:val="007A3D"/>
+          <w:color w:val="CE1126"/>
           <w:sz w:val="21"/>
         </w:rPr>
-        <w:t xml:space="preserve">“It matters when a country admits it did wrong in the past.” How much do you agree? Circle one.</w:t>
+        <w:t xml:space="preserve">▶  WHERE DO YOU STAND? — CIRCLE A NUMBER</w:t>
+      </w:r>
+    </w:p>
+    <w:p>
+      <w:pPr>
+        <w:keepNext/>
+        <w:spacing w:before="0" w:after="80"/>
+      </w:pPr>
+      <w:r>
+        <w:rPr>
+          <w:rFonts w:ascii="Aptos" w:hAnsi="Aptos"/>
+          <w:b w:val="0"/>
+          <w:i/>
+          <w:color w:val="1A1A1A"/>
+          <w:sz w:val="20"/>
+        </w:rPr>
+        <w:t xml:space="preserve">“It matters when a country admits it did wrong in the past.”</w:t>
       </w:r>
     </w:p>
     <w:tbl>
@@ -2495,7 +3650,7 @@
         <w:gridCol w:w="1848"/>
         <w:gridCol w:w="1848"/>
         <w:gridCol w:w="1848"/>
-        <w:gridCol w:w="1849"/>
+        <w:gridCol w:w="1848"/>
       </w:tblGrid>
       <w:tr>
         <w:trPr>
@@ -2510,16 +3665,17 @@
               <w:bottom w:val="single" w:sz="4" w:space="0" w:color="D9C58A"/>
               <w:right w:val="single" w:sz="4" w:space="0" w:color="D9C58A"/>
             </w:tcBorders>
-            <w:tcMar>
-              <w:top w:w="80" w:type="dxa"/>
-              <w:left w:w="140" w:type="dxa"/>
-              <w:bottom w:w="80" w:type="dxa"/>
-              <w:right w:w="140" w:type="dxa"/>
-            </w:tcMar>
-            <w:vAlign w:val="center"/>
-          </w:tcPr>
-          <w:p>
-            <w:pPr>
+            <w:shd w:val="clear" w:color="auto" w:fill="FBE4E7"/>
+            <w:tcMar>
+              <w:top w:w="80" w:type="dxa"/>
+              <w:left w:w="140" w:type="dxa"/>
+              <w:bottom w:w="80" w:type="dxa"/>
+              <w:right w:w="140" w:type="dxa"/>
+            </w:tcMar>
+          </w:tcPr>
+          <w:p>
+            <w:pPr>
+              <w:keepNext/>
               <w:spacing w:after="0"/>
               <w:jc w:val="center"/>
             </w:pPr>
@@ -2531,7 +3687,24 @@
                 <w:color w:val="1A1A1A"/>
                 <w:sz w:val="24"/>
               </w:rPr>
-              <w:t xml:space="preserve">1  Not at all</w:t>
+              <w:t xml:space="preserve">1</w:t>
+            </w:r>
+          </w:p>
+          <w:p>
+            <w:pPr>
+              <w:keepNext/>
+              <w:spacing w:after="0"/>
+              <w:jc w:val="center"/>
+            </w:pPr>
+            <w:r>
+              <w:rPr>
+                <w:rFonts w:ascii="Aptos" w:hAnsi="Aptos"/>
+                <w:b w:val="0"/>
+                <w:i w:val="0"/>
+                <w:color w:val="5E5E5E"/>
+                <w:sz w:val="16"/>
+              </w:rPr>
+              <w:t xml:space="preserve">Strongly disagree</w:t>
             </w:r>
           </w:p>
         </w:tc>
@@ -2544,16 +3717,17 @@
               <w:bottom w:val="single" w:sz="4" w:space="0" w:color="D9C58A"/>
               <w:right w:val="single" w:sz="4" w:space="0" w:color="D9C58A"/>
             </w:tcBorders>
-            <w:tcMar>
-              <w:top w:w="80" w:type="dxa"/>
-              <w:left w:w="140" w:type="dxa"/>
-              <w:bottom w:w="80" w:type="dxa"/>
-              <w:right w:w="140" w:type="dxa"/>
-            </w:tcMar>
-            <w:vAlign w:val="center"/>
-          </w:tcPr>
-          <w:p>
-            <w:pPr>
+            <w:shd w:val="clear" w:color="auto" w:fill="FFF3CC"/>
+            <w:tcMar>
+              <w:top w:w="80" w:type="dxa"/>
+              <w:left w:w="140" w:type="dxa"/>
+              <w:bottom w:w="80" w:type="dxa"/>
+              <w:right w:w="140" w:type="dxa"/>
+            </w:tcMar>
+          </w:tcPr>
+          <w:p>
+            <w:pPr>
+              <w:keepNext/>
               <w:spacing w:after="0"/>
               <w:jc w:val="center"/>
             </w:pPr>
@@ -2568,6 +3742,23 @@
               <w:t xml:space="preserve">2</w:t>
             </w:r>
           </w:p>
+          <w:p>
+            <w:pPr>
+              <w:keepNext/>
+              <w:spacing w:after="0"/>
+              <w:jc w:val="center"/>
+            </w:pPr>
+            <w:r>
+              <w:rPr>
+                <w:rFonts w:ascii="Aptos" w:hAnsi="Aptos"/>
+                <w:b w:val="0"/>
+                <w:i w:val="0"/>
+                <w:color w:val="5E5E5E"/>
+                <w:sz w:val="16"/>
+              </w:rPr>
+              <w:t xml:space="preserve">Disagree</w:t>
+            </w:r>
+          </w:p>
         </w:tc>
         <w:tc>
           <w:tcPr>
@@ -2578,16 +3769,17 @@
               <w:bottom w:val="single" w:sz="4" w:space="0" w:color="D9C58A"/>
               <w:right w:val="single" w:sz="4" w:space="0" w:color="D9C58A"/>
             </w:tcBorders>
-            <w:tcMar>
-              <w:top w:w="80" w:type="dxa"/>
-              <w:left w:w="140" w:type="dxa"/>
-              <w:bottom w:w="80" w:type="dxa"/>
-              <w:right w:w="140" w:type="dxa"/>
-            </w:tcMar>
-            <w:vAlign w:val="center"/>
-          </w:tcPr>
-          <w:p>
-            <w:pPr>
+            <w:shd w:val="clear" w:color="auto" w:fill="FFF3CC"/>
+            <w:tcMar>
+              <w:top w:w="80" w:type="dxa"/>
+              <w:left w:w="140" w:type="dxa"/>
+              <w:bottom w:w="80" w:type="dxa"/>
+              <w:right w:w="140" w:type="dxa"/>
+            </w:tcMar>
+          </w:tcPr>
+          <w:p>
+            <w:pPr>
+              <w:keepNext/>
               <w:spacing w:after="0"/>
               <w:jc w:val="center"/>
             </w:pPr>
@@ -2602,6 +3794,23 @@
               <w:t xml:space="preserve">3</w:t>
             </w:r>
           </w:p>
+          <w:p>
+            <w:pPr>
+              <w:keepNext/>
+              <w:spacing w:after="0"/>
+              <w:jc w:val="center"/>
+            </w:pPr>
+            <w:r>
+              <w:rPr>
+                <w:rFonts w:ascii="Aptos" w:hAnsi="Aptos"/>
+                <w:b w:val="0"/>
+                <w:i w:val="0"/>
+                <w:color w:val="5E5E5E"/>
+                <w:sz w:val="16"/>
+              </w:rPr>
+              <w:t xml:space="preserve">Not sure</w:t>
+            </w:r>
+          </w:p>
         </w:tc>
         <w:tc>
           <w:tcPr>
@@ -2612,16 +3821,17 @@
               <w:bottom w:val="single" w:sz="4" w:space="0" w:color="D9C58A"/>
               <w:right w:val="single" w:sz="4" w:space="0" w:color="D9C58A"/>
             </w:tcBorders>
-            <w:tcMar>
-              <w:top w:w="80" w:type="dxa"/>
-              <w:left w:w="140" w:type="dxa"/>
-              <w:bottom w:w="80" w:type="dxa"/>
-              <w:right w:w="140" w:type="dxa"/>
-            </w:tcMar>
-            <w:vAlign w:val="center"/>
-          </w:tcPr>
-          <w:p>
-            <w:pPr>
+            <w:shd w:val="clear" w:color="auto" w:fill="DDF0E4"/>
+            <w:tcMar>
+              <w:top w:w="80" w:type="dxa"/>
+              <w:left w:w="140" w:type="dxa"/>
+              <w:bottom w:w="80" w:type="dxa"/>
+              <w:right w:w="140" w:type="dxa"/>
+            </w:tcMar>
+          </w:tcPr>
+          <w:p>
+            <w:pPr>
+              <w:keepNext/>
               <w:spacing w:after="0"/>
               <w:jc w:val="center"/>
             </w:pPr>
@@ -2636,38 +3846,73 @@
               <w:t xml:space="preserve">4</w:t>
             </w:r>
           </w:p>
-        </w:tc>
-        <w:tc>
-          <w:tcPr>
-            <w:tcW w:type="dxa" w:w="1849"/>
-            <w:tcBorders>
-              <w:top w:val="single" w:sz="4" w:space="0" w:color="D9C58A"/>
-              <w:left w:val="single" w:sz="4" w:space="0" w:color="D9C58A"/>
-              <w:bottom w:val="single" w:sz="4" w:space="0" w:color="D9C58A"/>
-              <w:right w:val="single" w:sz="4" w:space="0" w:color="D9C58A"/>
-            </w:tcBorders>
-            <w:tcMar>
-              <w:top w:w="80" w:type="dxa"/>
-              <w:left w:w="140" w:type="dxa"/>
-              <w:bottom w:w="80" w:type="dxa"/>
-              <w:right w:w="140" w:type="dxa"/>
-            </w:tcMar>
-            <w:vAlign w:val="center"/>
-          </w:tcPr>
-          <w:p>
-            <w:pPr>
+          <w:p>
+            <w:pPr>
+              <w:keepNext/>
               <w:spacing w:after="0"/>
               <w:jc w:val="center"/>
             </w:pPr>
             <w:r>
               <w:rPr>
                 <w:rFonts w:ascii="Aptos" w:hAnsi="Aptos"/>
+                <w:b w:val="0"/>
+                <w:i w:val="0"/>
+                <w:color w:val="5E5E5E"/>
+                <w:sz w:val="16"/>
+              </w:rPr>
+              <w:t xml:space="preserve">Agree</w:t>
+            </w:r>
+          </w:p>
+        </w:tc>
+        <w:tc>
+          <w:tcPr>
+            <w:tcW w:type="dxa" w:w="1848"/>
+            <w:tcBorders>
+              <w:top w:val="single" w:sz="4" w:space="0" w:color="D9C58A"/>
+              <w:left w:val="single" w:sz="4" w:space="0" w:color="D9C58A"/>
+              <w:bottom w:val="single" w:sz="4" w:space="0" w:color="D9C58A"/>
+              <w:right w:val="single" w:sz="4" w:space="0" w:color="D9C58A"/>
+            </w:tcBorders>
+            <w:shd w:val="clear" w:color="auto" w:fill="DDF0E4"/>
+            <w:tcMar>
+              <w:top w:w="80" w:type="dxa"/>
+              <w:left w:w="140" w:type="dxa"/>
+              <w:bottom w:w="80" w:type="dxa"/>
+              <w:right w:w="140" w:type="dxa"/>
+            </w:tcMar>
+          </w:tcPr>
+          <w:p>
+            <w:pPr>
+              <w:keepNext/>
+              <w:spacing w:after="0"/>
+              <w:jc w:val="center"/>
+            </w:pPr>
+            <w:r>
+              <w:rPr>
+                <w:rFonts w:ascii="Aptos" w:hAnsi="Aptos"/>
                 <w:b/>
                 <w:i w:val="0"/>
                 <w:color w:val="1A1A1A"/>
                 <w:sz w:val="24"/>
               </w:rPr>
-              <w:t xml:space="preserve">5  Completely</w:t>
+              <w:t xml:space="preserve">5</w:t>
+            </w:r>
+          </w:p>
+          <w:p>
+            <w:pPr>
+              <w:keepNext/>
+              <w:spacing w:after="0"/>
+              <w:jc w:val="center"/>
+            </w:pPr>
+            <w:r>
+              <w:rPr>
+                <w:rFonts w:ascii="Aptos" w:hAnsi="Aptos"/>
+                <w:b w:val="0"/>
+                <w:i w:val="0"/>
+                <w:color w:val="5E5E5E"/>
+                <w:sz w:val="16"/>
+              </w:rPr>
+              <w:t xml:space="preserve">Strongly agree</w:t>
             </w:r>
           </w:p>
         </w:tc>
@@ -2675,6 +3920,7 @@
     </w:tbl>
     <w:p>
       <w:pPr>
+        <w:keepNext/>
         <w:spacing w:after="0" w:line="160" w:lineRule="exact"/>
       </w:pPr>
       <w:r>
@@ -2696,7 +3942,7 @@
           <w:color w:val="007A3D"/>
           <w:sz w:val="21"/>
         </w:rPr>
-        <w:t xml:space="preserve">Explain your choice.</w:t>
+        <w:t xml:space="preserve">Because…</w:t>
       </w:r>
     </w:p>
     <w:tbl>
@@ -2731,30 +3977,10 @@
           </w:p>
         </w:tc>
       </w:tr>
-      <w:tr>
-        <w:trPr>
-          <w:trHeight w:val="442" w:hRule="exact"/>
-        </w:trPr>
-        <w:tc>
-          <w:tcPr>
-            <w:tcW w:type="dxa" w:w="9242"/>
-            <w:tcBorders>
-              <w:top w:val="nil"/>
-              <w:left w:val="nil"/>
-              <w:bottom w:val="single" w:sz="6" w:space="0" w:color="BDBDBD"/>
-              <w:right w:val="nil"/>
-            </w:tcBorders>
-          </w:tcPr>
-          <w:p>
-            <w:pPr>
-              <w:spacing w:after="0"/>
-            </w:pPr>
-          </w:p>
-        </w:tc>
-      </w:tr>
     </w:tbl>
     <w:p>
       <w:pPr>
+        <w:keepNext/>
         <w:spacing w:after="0" w:line="160" w:lineRule="exact"/>
       </w:pPr>
       <w:r>
@@ -2766,25 +3992,33 @@
     <w:p>
       <w:pPr>
         <w:keepNext/>
-        <w:pBdr>
-          <w:top w:val="single" w:sz="4" w:space="4" w:color="CE1126"/>
-          <w:left w:val="single" w:sz="4" w:space="6" w:color="CE1126"/>
-          <w:bottom w:val="single" w:sz="4" w:space="4" w:color="CE1126"/>
-          <w:right w:val="single" w:sz="4" w:space="6" w:color="CE1126"/>
-        </w:pBdr>
-        <w:shd w:val="clear" w:color="auto" w:fill="CE1126"/>
-        <w:spacing w:before="200" w:after="120"/>
-        <w:ind w:left="68" w:right="68"/>
-      </w:pPr>
-      <w:r>
-        <w:rPr>
-          <w:rFonts w:ascii="Aptos Display" w:hAnsi="Aptos Display"/>
+        <w:spacing w:before="0" w:after="40"/>
+      </w:pPr>
+      <w:r>
+        <w:rPr>
+          <w:rFonts w:ascii="Aptos" w:hAnsi="Aptos"/>
           <w:b/>
           <w:i w:val="0"/>
-          <w:color w:val="FFFFFF"/>
-          <w:sz w:val="27"/>
-        </w:rPr>
-        <w:t xml:space="preserve">7.  True or False?</w:t>
+          <w:color w:val="CE1126"/>
+          <w:sz w:val="21"/>
+        </w:rPr>
+        <w:t xml:space="preserve">▶  CONFIDENCE CHECK — CIRCLE ONE</w:t>
+      </w:r>
+    </w:p>
+    <w:p>
+      <w:pPr>
+        <w:keepNext/>
+        <w:spacing w:before="0" w:after="80"/>
+      </w:pPr>
+      <w:r>
+        <w:rPr>
+          <w:rFonts w:ascii="Aptos" w:hAnsi="Aptos"/>
+          <w:b w:val="0"/>
+          <w:i w:val="0"/>
+          <w:color w:val="1A1A1A"/>
+          <w:sz w:val="20"/>
+        </w:rPr>
+        <w:t xml:space="preserve">How confident do I feel about today's topic?</w:t>
       </w:r>
     </w:p>
     <w:tbl>
@@ -2795,9 +4029,11 @@
         <w:tblLook w:firstColumn="1" w:firstRow="1" w:lastColumn="0" w:lastRow="0" w:noHBand="0" w:noVBand="1" w:val="04A0"/>
       </w:tblPr>
       <w:tblGrid>
-        <w:gridCol w:w="7087"/>
-        <w:gridCol w:w="1077"/>
-        <w:gridCol w:w="1077"/>
+        <w:gridCol w:w="1848"/>
+        <w:gridCol w:w="1848"/>
+        <w:gridCol w:w="1848"/>
+        <w:gridCol w:w="1848"/>
+        <w:gridCol w:w="1848"/>
       </w:tblGrid>
       <w:tr>
         <w:trPr>
@@ -2805,160 +4041,176 @@
         </w:trPr>
         <w:tc>
           <w:tcPr>
-            <w:tcW w:type="dxa" w:w="7087"/>
-            <w:tcBorders>
-              <w:top w:val="single" w:sz="6" w:space="0" w:color="007A3D"/>
-              <w:left w:val="single" w:sz="6" w:space="0" w:color="007A3D"/>
-              <w:bottom w:val="single" w:sz="6" w:space="0" w:color="007A3D"/>
-              <w:right w:val="single" w:sz="6" w:space="0" w:color="007A3D"/>
-            </w:tcBorders>
-            <w:shd w:val="clear" w:color="auto" w:fill="007A3D"/>
-            <w:tcMar>
-              <w:top w:w="80" w:type="dxa"/>
-              <w:left w:w="140" w:type="dxa"/>
-              <w:bottom w:w="80" w:type="dxa"/>
-              <w:right w:w="140" w:type="dxa"/>
-            </w:tcMar>
-          </w:tcPr>
-          <w:p>
-            <w:pPr>
-              <w:keepNext/>
-              <w:spacing w:after="0"/>
+            <w:tcW w:type="dxa" w:w="1848"/>
+            <w:tcBorders>
+              <w:top w:val="single" w:sz="4" w:space="0" w:color="D9C58A"/>
+              <w:left w:val="single" w:sz="4" w:space="0" w:color="D9C58A"/>
+              <w:bottom w:val="single" w:sz="4" w:space="0" w:color="D9C58A"/>
+              <w:right w:val="single" w:sz="4" w:space="0" w:color="D9C58A"/>
+            </w:tcBorders>
+            <w:shd w:val="clear" w:color="auto" w:fill="FBE4E7"/>
+            <w:tcMar>
+              <w:top w:w="80" w:type="dxa"/>
+              <w:left w:w="140" w:type="dxa"/>
+              <w:bottom w:w="80" w:type="dxa"/>
+              <w:right w:w="140" w:type="dxa"/>
+            </w:tcMar>
+          </w:tcPr>
+          <w:p>
+            <w:pPr>
+              <w:keepNext/>
+              <w:spacing w:after="0"/>
+              <w:jc w:val="center"/>
             </w:pPr>
             <w:r>
               <w:rPr>
                 <w:rFonts w:ascii="Aptos" w:hAnsi="Aptos"/>
                 <w:b/>
                 <w:i w:val="0"/>
-                <w:color w:val="FFFFFF"/>
-                <w:sz w:val="21"/>
-              </w:rPr>
-              <w:t xml:space="preserve">Statement</w:t>
-            </w:r>
-          </w:p>
-        </w:tc>
-        <w:tc>
-          <w:tcPr>
-            <w:tcW w:type="dxa" w:w="1077"/>
-            <w:tcBorders>
-              <w:top w:val="single" w:sz="6" w:space="0" w:color="007A3D"/>
-              <w:left w:val="single" w:sz="6" w:space="0" w:color="007A3D"/>
-              <w:bottom w:val="single" w:sz="6" w:space="0" w:color="007A3D"/>
-              <w:right w:val="single" w:sz="6" w:space="0" w:color="007A3D"/>
-            </w:tcBorders>
-            <w:shd w:val="clear" w:color="auto" w:fill="007A3D"/>
-            <w:tcMar>
-              <w:top w:w="80" w:type="dxa"/>
-              <w:left w:w="140" w:type="dxa"/>
-              <w:bottom w:w="80" w:type="dxa"/>
-              <w:right w:w="140" w:type="dxa"/>
-            </w:tcMar>
-          </w:tcPr>
-          <w:p>
-            <w:pPr>
-              <w:keepNext/>
-              <w:spacing w:after="0"/>
+                <w:color w:val="1A1A1A"/>
+                <w:sz w:val="24"/>
+              </w:rPr>
+              <w:t xml:space="preserve">1</w:t>
+            </w:r>
+          </w:p>
+          <w:p>
+            <w:pPr>
+              <w:keepNext/>
+              <w:spacing w:after="0"/>
+              <w:jc w:val="center"/>
+            </w:pPr>
+            <w:r>
+              <w:rPr>
+                <w:rFonts w:ascii="Aptos" w:hAnsi="Aptos"/>
+                <w:b w:val="0"/>
+                <w:i w:val="0"/>
+                <w:color w:val="5E5E5E"/>
+                <w:sz w:val="16"/>
+              </w:rPr>
+              <w:t xml:space="preserve">Not at all</w:t>
+            </w:r>
+          </w:p>
+        </w:tc>
+        <w:tc>
+          <w:tcPr>
+            <w:tcW w:type="dxa" w:w="1848"/>
+            <w:tcBorders>
+              <w:top w:val="single" w:sz="4" w:space="0" w:color="D9C58A"/>
+              <w:left w:val="single" w:sz="4" w:space="0" w:color="D9C58A"/>
+              <w:bottom w:val="single" w:sz="4" w:space="0" w:color="D9C58A"/>
+              <w:right w:val="single" w:sz="4" w:space="0" w:color="D9C58A"/>
+            </w:tcBorders>
+            <w:shd w:val="clear" w:color="auto" w:fill="FFF3CC"/>
+            <w:tcMar>
+              <w:top w:w="80" w:type="dxa"/>
+              <w:left w:w="140" w:type="dxa"/>
+              <w:bottom w:w="80" w:type="dxa"/>
+              <w:right w:w="140" w:type="dxa"/>
+            </w:tcMar>
+          </w:tcPr>
+          <w:p>
+            <w:pPr>
+              <w:keepNext/>
+              <w:spacing w:after="0"/>
+              <w:jc w:val="center"/>
             </w:pPr>
             <w:r>
               <w:rPr>
                 <w:rFonts w:ascii="Aptos" w:hAnsi="Aptos"/>
                 <w:b/>
                 <w:i w:val="0"/>
-                <w:color w:val="FFFFFF"/>
-                <w:sz w:val="21"/>
-              </w:rPr>
-              <w:t xml:space="preserve">True</w:t>
-            </w:r>
-          </w:p>
-        </w:tc>
-        <w:tc>
-          <w:tcPr>
-            <w:tcW w:type="dxa" w:w="1077"/>
-            <w:tcBorders>
-              <w:top w:val="single" w:sz="6" w:space="0" w:color="007A3D"/>
-              <w:left w:val="single" w:sz="6" w:space="0" w:color="007A3D"/>
-              <w:bottom w:val="single" w:sz="6" w:space="0" w:color="007A3D"/>
-              <w:right w:val="single" w:sz="6" w:space="0" w:color="007A3D"/>
-            </w:tcBorders>
-            <w:shd w:val="clear" w:color="auto" w:fill="007A3D"/>
-            <w:tcMar>
-              <w:top w:w="80" w:type="dxa"/>
-              <w:left w:w="140" w:type="dxa"/>
-              <w:bottom w:w="80" w:type="dxa"/>
-              <w:right w:w="140" w:type="dxa"/>
-            </w:tcMar>
-          </w:tcPr>
-          <w:p>
-            <w:pPr>
-              <w:keepNext/>
-              <w:spacing w:after="0"/>
+                <w:color w:val="1A1A1A"/>
+                <w:sz w:val="24"/>
+              </w:rPr>
+              <w:t xml:space="preserve">2</w:t>
+            </w:r>
+          </w:p>
+          <w:p>
+            <w:pPr>
+              <w:keepNext/>
+              <w:spacing w:after="0"/>
+              <w:jc w:val="center"/>
+            </w:pPr>
+            <w:r>
+              <w:rPr>
+                <w:rFonts w:ascii="Aptos" w:hAnsi="Aptos"/>
+                <w:b w:val="0"/>
+                <w:i w:val="0"/>
+                <w:color w:val="5E5E5E"/>
+                <w:sz w:val="16"/>
+              </w:rPr>
+              <w:t xml:space="preserve">A little</w:t>
+            </w:r>
+          </w:p>
+        </w:tc>
+        <w:tc>
+          <w:tcPr>
+            <w:tcW w:type="dxa" w:w="1848"/>
+            <w:tcBorders>
+              <w:top w:val="single" w:sz="4" w:space="0" w:color="D9C58A"/>
+              <w:left w:val="single" w:sz="4" w:space="0" w:color="D9C58A"/>
+              <w:bottom w:val="single" w:sz="4" w:space="0" w:color="D9C58A"/>
+              <w:right w:val="single" w:sz="4" w:space="0" w:color="D9C58A"/>
+            </w:tcBorders>
+            <w:shd w:val="clear" w:color="auto" w:fill="FFF3CC"/>
+            <w:tcMar>
+              <w:top w:w="80" w:type="dxa"/>
+              <w:left w:w="140" w:type="dxa"/>
+              <w:bottom w:w="80" w:type="dxa"/>
+              <w:right w:w="140" w:type="dxa"/>
+            </w:tcMar>
+          </w:tcPr>
+          <w:p>
+            <w:pPr>
+              <w:keepNext/>
+              <w:spacing w:after="0"/>
+              <w:jc w:val="center"/>
             </w:pPr>
             <w:r>
               <w:rPr>
                 <w:rFonts w:ascii="Aptos" w:hAnsi="Aptos"/>
                 <w:b/>
                 <w:i w:val="0"/>
-                <w:color w:val="FFFFFF"/>
-                <w:sz w:val="21"/>
-              </w:rPr>
-              <w:t xml:space="preserve">False</w:t>
-            </w:r>
-          </w:p>
-        </w:tc>
-      </w:tr>
-      <w:tr>
-        <w:trPr>
-          <w:cantSplit/>
-        </w:trPr>
-        <w:tc>
-          <w:tcPr>
-            <w:tcW w:type="dxa" w:w="7087"/>
-            <w:tcBorders>
-              <w:top w:val="single" w:sz="4" w:space="0" w:color="D9C58A"/>
-              <w:left w:val="single" w:sz="4" w:space="0" w:color="D9C58A"/>
-              <w:bottom w:val="single" w:sz="4" w:space="0" w:color="D9C58A"/>
-              <w:right w:val="single" w:sz="4" w:space="0" w:color="D9C58A"/>
-            </w:tcBorders>
-            <w:tcMar>
-              <w:top w:w="80" w:type="dxa"/>
-              <w:left w:w="140" w:type="dxa"/>
-              <w:bottom w:w="80" w:type="dxa"/>
-              <w:right w:w="140" w:type="dxa"/>
-            </w:tcMar>
-          </w:tcPr>
-          <w:p>
-            <w:pPr>
-              <w:keepNext/>
-              <w:spacing w:after="0"/>
+                <w:color w:val="1A1A1A"/>
+                <w:sz w:val="24"/>
+              </w:rPr>
+              <w:t xml:space="preserve">3</w:t>
+            </w:r>
+          </w:p>
+          <w:p>
+            <w:pPr>
+              <w:keepNext/>
+              <w:spacing w:after="0"/>
+              <w:jc w:val="center"/>
             </w:pPr>
             <w:r>
               <w:rPr>
                 <w:rFonts w:ascii="Aptos" w:hAnsi="Aptos"/>
                 <w:b w:val="0"/>
                 <w:i w:val="0"/>
-                <w:color w:val="1A1A1A"/>
-                <w:sz w:val="20"/>
-              </w:rPr>
-              <w:t xml:space="preserve">1. Cameroon was once a German colony.</w:t>
-            </w:r>
-          </w:p>
-        </w:tc>
-        <w:tc>
-          <w:tcPr>
-            <w:tcW w:type="dxa" w:w="1077"/>
-            <w:tcBorders>
-              <w:top w:val="single" w:sz="4" w:space="0" w:color="D9C58A"/>
-              <w:left w:val="single" w:sz="4" w:space="0" w:color="D9C58A"/>
-              <w:bottom w:val="single" w:sz="4" w:space="0" w:color="D9C58A"/>
-              <w:right w:val="single" w:sz="4" w:space="0" w:color="D9C58A"/>
-            </w:tcBorders>
-            <w:tcMar>
-              <w:top w:w="80" w:type="dxa"/>
-              <w:left w:w="140" w:type="dxa"/>
-              <w:bottom w:w="80" w:type="dxa"/>
-              <w:right w:w="140" w:type="dxa"/>
-            </w:tcMar>
-            <w:vAlign w:val="center"/>
+                <w:color w:val="5E5E5E"/>
+                <w:sz w:val="16"/>
+              </w:rPr>
+              <w:t xml:space="preserve">Getting there</w:t>
+            </w:r>
+          </w:p>
+        </w:tc>
+        <w:tc>
+          <w:tcPr>
+            <w:tcW w:type="dxa" w:w="1848"/>
+            <w:tcBorders>
+              <w:top w:val="single" w:sz="4" w:space="0" w:color="D9C58A"/>
+              <w:left w:val="single" w:sz="4" w:space="0" w:color="D9C58A"/>
+              <w:bottom w:val="single" w:sz="4" w:space="0" w:color="D9C58A"/>
+              <w:right w:val="single" w:sz="4" w:space="0" w:color="D9C58A"/>
+            </w:tcBorders>
+            <w:shd w:val="clear" w:color="auto" w:fill="DDF0E4"/>
+            <w:tcMar>
+              <w:top w:w="80" w:type="dxa"/>
+              <w:left w:w="140" w:type="dxa"/>
+              <w:bottom w:w="80" w:type="dxa"/>
+              <w:right w:w="140" w:type="dxa"/>
+            </w:tcMar>
           </w:tcPr>
           <w:p>
             <w:pPr>
@@ -2974,27 +4226,9 @@
                 <w:color w:val="1A1A1A"/>
                 <w:sz w:val="24"/>
               </w:rPr>
-              <w:t xml:space="preserve">☐</w:t>
-            </w:r>
-          </w:p>
-        </w:tc>
-        <w:tc>
-          <w:tcPr>
-            <w:tcW w:type="dxa" w:w="1077"/>
-            <w:tcBorders>
-              <w:top w:val="single" w:sz="4" w:space="0" w:color="D9C58A"/>
-              <w:left w:val="single" w:sz="4" w:space="0" w:color="D9C58A"/>
-              <w:bottom w:val="single" w:sz="4" w:space="0" w:color="D9C58A"/>
-              <w:right w:val="single" w:sz="4" w:space="0" w:color="D9C58A"/>
-            </w:tcBorders>
-            <w:tcMar>
-              <w:top w:w="80" w:type="dxa"/>
-              <w:left w:w="140" w:type="dxa"/>
-              <w:bottom w:w="80" w:type="dxa"/>
-              <w:right w:w="140" w:type="dxa"/>
-            </w:tcMar>
-            <w:vAlign w:val="center"/>
-          </w:tcPr>
+              <w:t xml:space="preserve">4</w:t>
+            </w:r>
+          </w:p>
           <w:p>
             <w:pPr>
               <w:keepNext/>
@@ -3004,549 +4238,64 @@
             <w:r>
               <w:rPr>
                 <w:rFonts w:ascii="Aptos" w:hAnsi="Aptos"/>
+                <w:b w:val="0"/>
+                <w:i w:val="0"/>
+                <w:color w:val="5E5E5E"/>
+                <w:sz w:val="16"/>
+              </w:rPr>
+              <w:t xml:space="preserve">Confident</w:t>
+            </w:r>
+          </w:p>
+        </w:tc>
+        <w:tc>
+          <w:tcPr>
+            <w:tcW w:type="dxa" w:w="1848"/>
+            <w:tcBorders>
+              <w:top w:val="single" w:sz="4" w:space="0" w:color="D9C58A"/>
+              <w:left w:val="single" w:sz="4" w:space="0" w:color="D9C58A"/>
+              <w:bottom w:val="single" w:sz="4" w:space="0" w:color="D9C58A"/>
+              <w:right w:val="single" w:sz="4" w:space="0" w:color="D9C58A"/>
+            </w:tcBorders>
+            <w:shd w:val="clear" w:color="auto" w:fill="DDF0E4"/>
+            <w:tcMar>
+              <w:top w:w="80" w:type="dxa"/>
+              <w:left w:w="140" w:type="dxa"/>
+              <w:bottom w:w="80" w:type="dxa"/>
+              <w:right w:w="140" w:type="dxa"/>
+            </w:tcMar>
+          </w:tcPr>
+          <w:p>
+            <w:pPr>
+              <w:keepNext/>
+              <w:spacing w:after="0"/>
+              <w:jc w:val="center"/>
+            </w:pPr>
+            <w:r>
+              <w:rPr>
+                <w:rFonts w:ascii="Aptos" w:hAnsi="Aptos"/>
                 <w:b/>
                 <w:i w:val="0"/>
                 <w:color w:val="1A1A1A"/>
                 <w:sz w:val="24"/>
               </w:rPr>
-              <w:t xml:space="preserve">☐</w:t>
-            </w:r>
-          </w:p>
-        </w:tc>
-      </w:tr>
-      <w:tr>
-        <w:trPr>
-          <w:cantSplit/>
-        </w:trPr>
-        <w:tc>
-          <w:tcPr>
-            <w:tcW w:type="dxa" w:w="7087"/>
-            <w:tcBorders>
-              <w:top w:val="single" w:sz="4" w:space="0" w:color="D9C58A"/>
-              <w:left w:val="single" w:sz="4" w:space="0" w:color="D9C58A"/>
-              <w:bottom w:val="single" w:sz="4" w:space="0" w:color="D9C58A"/>
-              <w:right w:val="single" w:sz="4" w:space="0" w:color="D9C58A"/>
-            </w:tcBorders>
-            <w:tcMar>
-              <w:top w:w="80" w:type="dxa"/>
-              <w:left w:w="140" w:type="dxa"/>
-              <w:bottom w:w="80" w:type="dxa"/>
-              <w:right w:w="140" w:type="dxa"/>
-            </w:tcMar>
-          </w:tcPr>
-          <w:p>
-            <w:pPr>
-              <w:keepNext/>
-              <w:spacing w:after="0"/>
+              <w:t xml:space="preserve">5</w:t>
+            </w:r>
+          </w:p>
+          <w:p>
+            <w:pPr>
+              <w:keepNext/>
+              <w:spacing w:after="0"/>
+              <w:jc w:val="center"/>
             </w:pPr>
             <w:r>
               <w:rPr>
                 <w:rFonts w:ascii="Aptos" w:hAnsi="Aptos"/>
                 <w:b w:val="0"/>
                 <w:i w:val="0"/>
-                <w:color w:val="1A1A1A"/>
-                <w:sz w:val="20"/>
-              </w:rPr>
-              <w:t xml:space="preserve">2. After the First World War, Cameroon was ruled by Spain and Portugal.</w:t>
-            </w:r>
-          </w:p>
-        </w:tc>
-        <w:tc>
-          <w:tcPr>
-            <w:tcW w:type="dxa" w:w="1077"/>
-            <w:tcBorders>
-              <w:top w:val="single" w:sz="4" w:space="0" w:color="D9C58A"/>
-              <w:left w:val="single" w:sz="4" w:space="0" w:color="D9C58A"/>
-              <w:bottom w:val="single" w:sz="4" w:space="0" w:color="D9C58A"/>
-              <w:right w:val="single" w:sz="4" w:space="0" w:color="D9C58A"/>
-            </w:tcBorders>
-            <w:tcMar>
-              <w:top w:w="80" w:type="dxa"/>
-              <w:left w:w="140" w:type="dxa"/>
-              <w:bottom w:w="80" w:type="dxa"/>
-              <w:right w:w="140" w:type="dxa"/>
-            </w:tcMar>
-            <w:vAlign w:val="center"/>
-          </w:tcPr>
-          <w:p>
-            <w:pPr>
-              <w:keepNext/>
-              <w:spacing w:after="0"/>
-              <w:jc w:val="center"/>
-            </w:pPr>
-            <w:r>
-              <w:rPr>
-                <w:rFonts w:ascii="Aptos" w:hAnsi="Aptos"/>
-                <w:b/>
-                <w:i w:val="0"/>
-                <w:color w:val="1A1A1A"/>
-                <w:sz w:val="24"/>
-              </w:rPr>
-              <w:t xml:space="preserve">☐</w:t>
-            </w:r>
-          </w:p>
-        </w:tc>
-        <w:tc>
-          <w:tcPr>
-            <w:tcW w:type="dxa" w:w="1077"/>
-            <w:tcBorders>
-              <w:top w:val="single" w:sz="4" w:space="0" w:color="D9C58A"/>
-              <w:left w:val="single" w:sz="4" w:space="0" w:color="D9C58A"/>
-              <w:bottom w:val="single" w:sz="4" w:space="0" w:color="D9C58A"/>
-              <w:right w:val="single" w:sz="4" w:space="0" w:color="D9C58A"/>
-            </w:tcBorders>
-            <w:tcMar>
-              <w:top w:w="80" w:type="dxa"/>
-              <w:left w:w="140" w:type="dxa"/>
-              <w:bottom w:w="80" w:type="dxa"/>
-              <w:right w:w="140" w:type="dxa"/>
-            </w:tcMar>
-            <w:vAlign w:val="center"/>
-          </w:tcPr>
-          <w:p>
-            <w:pPr>
-              <w:keepNext/>
-              <w:spacing w:after="0"/>
-              <w:jc w:val="center"/>
-            </w:pPr>
-            <w:r>
-              <w:rPr>
-                <w:rFonts w:ascii="Aptos" w:hAnsi="Aptos"/>
-                <w:b/>
-                <w:i w:val="0"/>
-                <w:color w:val="1A1A1A"/>
-                <w:sz w:val="24"/>
-              </w:rPr>
-              <w:t xml:space="preserve">☐</w:t>
-            </w:r>
-          </w:p>
-        </w:tc>
-      </w:tr>
-      <w:tr>
-        <w:trPr>
-          <w:cantSplit/>
-        </w:trPr>
-        <w:tc>
-          <w:tcPr>
-            <w:tcW w:type="dxa" w:w="7087"/>
-            <w:tcBorders>
-              <w:top w:val="single" w:sz="4" w:space="0" w:color="D9C58A"/>
-              <w:left w:val="single" w:sz="4" w:space="0" w:color="D9C58A"/>
-              <w:bottom w:val="single" w:sz="4" w:space="0" w:color="D9C58A"/>
-              <w:right w:val="single" w:sz="4" w:space="0" w:color="D9C58A"/>
-            </w:tcBorders>
-            <w:tcMar>
-              <w:top w:w="80" w:type="dxa"/>
-              <w:left w:w="140" w:type="dxa"/>
-              <w:bottom w:w="80" w:type="dxa"/>
-              <w:right w:w="140" w:type="dxa"/>
-            </w:tcMar>
-          </w:tcPr>
-          <w:p>
-            <w:pPr>
-              <w:keepNext/>
-              <w:spacing w:after="0"/>
-            </w:pPr>
-            <w:r>
-              <w:rPr>
-                <w:rFonts w:ascii="Aptos" w:hAnsi="Aptos"/>
-                <w:b w:val="0"/>
-                <w:i w:val="0"/>
-                <w:color w:val="1A1A1A"/>
-                <w:sz w:val="20"/>
-              </w:rPr>
-              <w:t xml:space="preserve">3. Um Nyobè spoke at the United Nations.</w:t>
-            </w:r>
-          </w:p>
-        </w:tc>
-        <w:tc>
-          <w:tcPr>
-            <w:tcW w:type="dxa" w:w="1077"/>
-            <w:tcBorders>
-              <w:top w:val="single" w:sz="4" w:space="0" w:color="D9C58A"/>
-              <w:left w:val="single" w:sz="4" w:space="0" w:color="D9C58A"/>
-              <w:bottom w:val="single" w:sz="4" w:space="0" w:color="D9C58A"/>
-              <w:right w:val="single" w:sz="4" w:space="0" w:color="D9C58A"/>
-            </w:tcBorders>
-            <w:tcMar>
-              <w:top w:w="80" w:type="dxa"/>
-              <w:left w:w="140" w:type="dxa"/>
-              <w:bottom w:w="80" w:type="dxa"/>
-              <w:right w:w="140" w:type="dxa"/>
-            </w:tcMar>
-            <w:vAlign w:val="center"/>
-          </w:tcPr>
-          <w:p>
-            <w:pPr>
-              <w:keepNext/>
-              <w:spacing w:after="0"/>
-              <w:jc w:val="center"/>
-            </w:pPr>
-            <w:r>
-              <w:rPr>
-                <w:rFonts w:ascii="Aptos" w:hAnsi="Aptos"/>
-                <w:b/>
-                <w:i w:val="0"/>
-                <w:color w:val="1A1A1A"/>
-                <w:sz w:val="24"/>
-              </w:rPr>
-              <w:t xml:space="preserve">☐</w:t>
-            </w:r>
-          </w:p>
-        </w:tc>
-        <w:tc>
-          <w:tcPr>
-            <w:tcW w:type="dxa" w:w="1077"/>
-            <w:tcBorders>
-              <w:top w:val="single" w:sz="4" w:space="0" w:color="D9C58A"/>
-              <w:left w:val="single" w:sz="4" w:space="0" w:color="D9C58A"/>
-              <w:bottom w:val="single" w:sz="4" w:space="0" w:color="D9C58A"/>
-              <w:right w:val="single" w:sz="4" w:space="0" w:color="D9C58A"/>
-            </w:tcBorders>
-            <w:tcMar>
-              <w:top w:w="80" w:type="dxa"/>
-              <w:left w:w="140" w:type="dxa"/>
-              <w:bottom w:w="80" w:type="dxa"/>
-              <w:right w:w="140" w:type="dxa"/>
-            </w:tcMar>
-            <w:vAlign w:val="center"/>
-          </w:tcPr>
-          <w:p>
-            <w:pPr>
-              <w:keepNext/>
-              <w:spacing w:after="0"/>
-              <w:jc w:val="center"/>
-            </w:pPr>
-            <w:r>
-              <w:rPr>
-                <w:rFonts w:ascii="Aptos" w:hAnsi="Aptos"/>
-                <w:b/>
-                <w:i w:val="0"/>
-                <w:color w:val="1A1A1A"/>
-                <w:sz w:val="24"/>
-              </w:rPr>
-              <w:t xml:space="preserve">☐</w:t>
-            </w:r>
-          </w:p>
-        </w:tc>
-      </w:tr>
-      <w:tr>
-        <w:trPr>
-          <w:cantSplit/>
-        </w:trPr>
-        <w:tc>
-          <w:tcPr>
-            <w:tcW w:type="dxa" w:w="7087"/>
-            <w:tcBorders>
-              <w:top w:val="single" w:sz="4" w:space="0" w:color="D9C58A"/>
-              <w:left w:val="single" w:sz="4" w:space="0" w:color="D9C58A"/>
-              <w:bottom w:val="single" w:sz="4" w:space="0" w:color="D9C58A"/>
-              <w:right w:val="single" w:sz="4" w:space="0" w:color="D9C58A"/>
-            </w:tcBorders>
-            <w:tcMar>
-              <w:top w:w="80" w:type="dxa"/>
-              <w:left w:w="140" w:type="dxa"/>
-              <w:bottom w:w="80" w:type="dxa"/>
-              <w:right w:w="140" w:type="dxa"/>
-            </w:tcMar>
-          </w:tcPr>
-          <w:p>
-            <w:pPr>
-              <w:keepNext/>
-              <w:spacing w:after="0"/>
-            </w:pPr>
-            <w:r>
-              <w:rPr>
-                <w:rFonts w:ascii="Aptos" w:hAnsi="Aptos"/>
-                <w:b w:val="0"/>
-                <w:i w:val="0"/>
-                <w:color w:val="1A1A1A"/>
-                <w:sz w:val="20"/>
-              </w:rPr>
-              <w:t xml:space="preserve">4. He became Cameroon's first president in 1960.</w:t>
-            </w:r>
-          </w:p>
-        </w:tc>
-        <w:tc>
-          <w:tcPr>
-            <w:tcW w:type="dxa" w:w="1077"/>
-            <w:tcBorders>
-              <w:top w:val="single" w:sz="4" w:space="0" w:color="D9C58A"/>
-              <w:left w:val="single" w:sz="4" w:space="0" w:color="D9C58A"/>
-              <w:bottom w:val="single" w:sz="4" w:space="0" w:color="D9C58A"/>
-              <w:right w:val="single" w:sz="4" w:space="0" w:color="D9C58A"/>
-            </w:tcBorders>
-            <w:tcMar>
-              <w:top w:w="80" w:type="dxa"/>
-              <w:left w:w="140" w:type="dxa"/>
-              <w:bottom w:w="80" w:type="dxa"/>
-              <w:right w:w="140" w:type="dxa"/>
-            </w:tcMar>
-            <w:vAlign w:val="center"/>
-          </w:tcPr>
-          <w:p>
-            <w:pPr>
-              <w:keepNext/>
-              <w:spacing w:after="0"/>
-              <w:jc w:val="center"/>
-            </w:pPr>
-            <w:r>
-              <w:rPr>
-                <w:rFonts w:ascii="Aptos" w:hAnsi="Aptos"/>
-                <w:b/>
-                <w:i w:val="0"/>
-                <w:color w:val="1A1A1A"/>
-                <w:sz w:val="24"/>
-              </w:rPr>
-              <w:t xml:space="preserve">☐</w:t>
-            </w:r>
-          </w:p>
-        </w:tc>
-        <w:tc>
-          <w:tcPr>
-            <w:tcW w:type="dxa" w:w="1077"/>
-            <w:tcBorders>
-              <w:top w:val="single" w:sz="4" w:space="0" w:color="D9C58A"/>
-              <w:left w:val="single" w:sz="4" w:space="0" w:color="D9C58A"/>
-              <w:bottom w:val="single" w:sz="4" w:space="0" w:color="D9C58A"/>
-              <w:right w:val="single" w:sz="4" w:space="0" w:color="D9C58A"/>
-            </w:tcBorders>
-            <w:tcMar>
-              <w:top w:w="80" w:type="dxa"/>
-              <w:left w:w="140" w:type="dxa"/>
-              <w:bottom w:w="80" w:type="dxa"/>
-              <w:right w:w="140" w:type="dxa"/>
-            </w:tcMar>
-            <w:vAlign w:val="center"/>
-          </w:tcPr>
-          <w:p>
-            <w:pPr>
-              <w:keepNext/>
-              <w:spacing w:after="0"/>
-              <w:jc w:val="center"/>
-            </w:pPr>
-            <w:r>
-              <w:rPr>
-                <w:rFonts w:ascii="Aptos" w:hAnsi="Aptos"/>
-                <w:b/>
-                <w:i w:val="0"/>
-                <w:color w:val="1A1A1A"/>
-                <w:sz w:val="24"/>
-              </w:rPr>
-              <w:t xml:space="preserve">☐</w:t>
-            </w:r>
-          </w:p>
-        </w:tc>
-      </w:tr>
-      <w:tr>
-        <w:trPr>
-          <w:cantSplit/>
-        </w:trPr>
-        <w:tc>
-          <w:tcPr>
-            <w:tcW w:type="dxa" w:w="7087"/>
-            <w:tcBorders>
-              <w:top w:val="single" w:sz="4" w:space="0" w:color="D9C58A"/>
-              <w:left w:val="single" w:sz="4" w:space="0" w:color="D9C58A"/>
-              <w:bottom w:val="single" w:sz="4" w:space="0" w:color="D9C58A"/>
-              <w:right w:val="single" w:sz="4" w:space="0" w:color="D9C58A"/>
-            </w:tcBorders>
-            <w:tcMar>
-              <w:top w:w="80" w:type="dxa"/>
-              <w:left w:w="140" w:type="dxa"/>
-              <w:bottom w:w="80" w:type="dxa"/>
-              <w:right w:w="140" w:type="dxa"/>
-            </w:tcMar>
-          </w:tcPr>
-          <w:p>
-            <w:pPr>
-              <w:keepNext/>
-              <w:spacing w:after="0"/>
-            </w:pPr>
-            <w:r>
-              <w:rPr>
-                <w:rFonts w:ascii="Aptos" w:hAnsi="Aptos"/>
-                <w:b w:val="0"/>
-                <w:i w:val="0"/>
-                <w:color w:val="1A1A1A"/>
-                <w:sz w:val="20"/>
-              </w:rPr>
-              <w:t xml:space="preserve">5. His party, the UPC, was banned by France.</w:t>
-            </w:r>
-          </w:p>
-        </w:tc>
-        <w:tc>
-          <w:tcPr>
-            <w:tcW w:type="dxa" w:w="1077"/>
-            <w:tcBorders>
-              <w:top w:val="single" w:sz="4" w:space="0" w:color="D9C58A"/>
-              <w:left w:val="single" w:sz="4" w:space="0" w:color="D9C58A"/>
-              <w:bottom w:val="single" w:sz="4" w:space="0" w:color="D9C58A"/>
-              <w:right w:val="single" w:sz="4" w:space="0" w:color="D9C58A"/>
-            </w:tcBorders>
-            <w:tcMar>
-              <w:top w:w="80" w:type="dxa"/>
-              <w:left w:w="140" w:type="dxa"/>
-              <w:bottom w:w="80" w:type="dxa"/>
-              <w:right w:w="140" w:type="dxa"/>
-            </w:tcMar>
-            <w:vAlign w:val="center"/>
-          </w:tcPr>
-          <w:p>
-            <w:pPr>
-              <w:keepNext/>
-              <w:spacing w:after="0"/>
-              <w:jc w:val="center"/>
-            </w:pPr>
-            <w:r>
-              <w:rPr>
-                <w:rFonts w:ascii="Aptos" w:hAnsi="Aptos"/>
-                <w:b/>
-                <w:i w:val="0"/>
-                <w:color w:val="1A1A1A"/>
-                <w:sz w:val="24"/>
-              </w:rPr>
-              <w:t xml:space="preserve">☐</w:t>
-            </w:r>
-          </w:p>
-        </w:tc>
-        <w:tc>
-          <w:tcPr>
-            <w:tcW w:type="dxa" w:w="1077"/>
-            <w:tcBorders>
-              <w:top w:val="single" w:sz="4" w:space="0" w:color="D9C58A"/>
-              <w:left w:val="single" w:sz="4" w:space="0" w:color="D9C58A"/>
-              <w:bottom w:val="single" w:sz="4" w:space="0" w:color="D9C58A"/>
-              <w:right w:val="single" w:sz="4" w:space="0" w:color="D9C58A"/>
-            </w:tcBorders>
-            <w:tcMar>
-              <w:top w:w="80" w:type="dxa"/>
-              <w:left w:w="140" w:type="dxa"/>
-              <w:bottom w:w="80" w:type="dxa"/>
-              <w:right w:w="140" w:type="dxa"/>
-            </w:tcMar>
-            <w:vAlign w:val="center"/>
-          </w:tcPr>
-          <w:p>
-            <w:pPr>
-              <w:keepNext/>
-              <w:spacing w:after="0"/>
-              <w:jc w:val="center"/>
-            </w:pPr>
-            <w:r>
-              <w:rPr>
-                <w:rFonts w:ascii="Aptos" w:hAnsi="Aptos"/>
-                <w:b/>
-                <w:i w:val="0"/>
-                <w:color w:val="1A1A1A"/>
-                <w:sz w:val="24"/>
-              </w:rPr>
-              <w:t xml:space="preserve">☐</w:t>
-            </w:r>
-          </w:p>
-        </w:tc>
-      </w:tr>
-      <w:tr>
-        <w:trPr>
-          <w:cantSplit/>
-        </w:trPr>
-        <w:tc>
-          <w:tcPr>
-            <w:tcW w:type="dxa" w:w="7087"/>
-            <w:tcBorders>
-              <w:top w:val="single" w:sz="4" w:space="0" w:color="D9C58A"/>
-              <w:left w:val="single" w:sz="4" w:space="0" w:color="D9C58A"/>
-              <w:bottom w:val="single" w:sz="4" w:space="0" w:color="D9C58A"/>
-              <w:right w:val="single" w:sz="4" w:space="0" w:color="D9C58A"/>
-            </w:tcBorders>
-            <w:tcMar>
-              <w:top w:w="80" w:type="dxa"/>
-              <w:left w:w="140" w:type="dxa"/>
-              <w:bottom w:w="80" w:type="dxa"/>
-              <w:right w:w="140" w:type="dxa"/>
-            </w:tcMar>
-          </w:tcPr>
-          <w:p>
-            <w:pPr>
-              <w:spacing w:after="0"/>
-            </w:pPr>
-            <w:r>
-              <w:rPr>
-                <w:rFonts w:ascii="Aptos" w:hAnsi="Aptos"/>
-                <w:b w:val="0"/>
-                <w:i w:val="0"/>
-                <w:color w:val="1A1A1A"/>
-                <w:sz w:val="20"/>
-              </w:rPr>
-              <w:t xml:space="preserve">6. For years it was forbidden to say his name in Cameroon.</w:t>
-            </w:r>
-          </w:p>
-        </w:tc>
-        <w:tc>
-          <w:tcPr>
-            <w:tcW w:type="dxa" w:w="1077"/>
-            <w:tcBorders>
-              <w:top w:val="single" w:sz="4" w:space="0" w:color="D9C58A"/>
-              <w:left w:val="single" w:sz="4" w:space="0" w:color="D9C58A"/>
-              <w:bottom w:val="single" w:sz="4" w:space="0" w:color="D9C58A"/>
-              <w:right w:val="single" w:sz="4" w:space="0" w:color="D9C58A"/>
-            </w:tcBorders>
-            <w:tcMar>
-              <w:top w:w="80" w:type="dxa"/>
-              <w:left w:w="140" w:type="dxa"/>
-              <w:bottom w:w="80" w:type="dxa"/>
-              <w:right w:w="140" w:type="dxa"/>
-            </w:tcMar>
-            <w:vAlign w:val="center"/>
-          </w:tcPr>
-          <w:p>
-            <w:pPr>
-              <w:spacing w:after="0"/>
-              <w:jc w:val="center"/>
-            </w:pPr>
-            <w:r>
-              <w:rPr>
-                <w:rFonts w:ascii="Aptos" w:hAnsi="Aptos"/>
-                <w:b/>
-                <w:i w:val="0"/>
-                <w:color w:val="1A1A1A"/>
-                <w:sz w:val="24"/>
-              </w:rPr>
-              <w:t xml:space="preserve">☐</w:t>
-            </w:r>
-          </w:p>
-        </w:tc>
-        <w:tc>
-          <w:tcPr>
-            <w:tcW w:type="dxa" w:w="1077"/>
-            <w:tcBorders>
-              <w:top w:val="single" w:sz="4" w:space="0" w:color="D9C58A"/>
-              <w:left w:val="single" w:sz="4" w:space="0" w:color="D9C58A"/>
-              <w:bottom w:val="single" w:sz="4" w:space="0" w:color="D9C58A"/>
-              <w:right w:val="single" w:sz="4" w:space="0" w:color="D9C58A"/>
-            </w:tcBorders>
-            <w:tcMar>
-              <w:top w:w="80" w:type="dxa"/>
-              <w:left w:w="140" w:type="dxa"/>
-              <w:bottom w:w="80" w:type="dxa"/>
-              <w:right w:w="140" w:type="dxa"/>
-            </w:tcMar>
-            <w:vAlign w:val="center"/>
-          </w:tcPr>
-          <w:p>
-            <w:pPr>
-              <w:spacing w:after="0"/>
-              <w:jc w:val="center"/>
-            </w:pPr>
-            <w:r>
-              <w:rPr>
-                <w:rFonts w:ascii="Aptos" w:hAnsi="Aptos"/>
-                <w:b/>
-                <w:i w:val="0"/>
-                <w:color w:val="1A1A1A"/>
-                <w:sz w:val="24"/>
-              </w:rPr>
-              <w:t xml:space="preserve">☐</w:t>
+                <w:color w:val="5E5E5E"/>
+                <w:sz w:val="16"/>
+              </w:rPr>
+              <w:t xml:space="preserve">Very confident</w:t>
             </w:r>
           </w:p>
         </w:tc>
@@ -3554,36 +4303,13 @@
     </w:tbl>
     <w:p>
       <w:pPr>
+        <w:keepNext/>
         <w:spacing w:after="0" w:line="160" w:lineRule="exact"/>
       </w:pPr>
       <w:r>
         <w:rPr>
           <w:sz w:val="4"/>
         </w:rPr>
-      </w:r>
-    </w:p>
-    <w:p>
-      <w:pPr>
-        <w:keepNext/>
-        <w:pBdr>
-          <w:top w:val="single" w:sz="4" w:space="4" w:color="E8A800"/>
-          <w:left w:val="single" w:sz="4" w:space="6" w:color="E8A800"/>
-          <w:bottom w:val="single" w:sz="4" w:space="4" w:color="E8A800"/>
-          <w:right w:val="single" w:sz="4" w:space="6" w:color="E8A800"/>
-        </w:pBdr>
-        <w:shd w:val="clear" w:color="auto" w:fill="E8A800"/>
-        <w:spacing w:before="200" w:after="120"/>
-        <w:ind w:left="68" w:right="68"/>
-      </w:pPr>
-      <w:r>
-        <w:rPr>
-          <w:rFonts w:ascii="Aptos Display" w:hAnsi="Aptos Display"/>
-          <w:b/>
-          <w:i w:val="0"/>
-          <w:color w:val="1A1A1A"/>
-          <w:sz w:val="27"/>
-        </w:rPr>
-        <w:t xml:space="preserve">8.  Exit Ticket</w:t>
       </w:r>
     </w:p>
     <w:tbl>
@@ -3694,7 +4420,6 @@
           </w:tcPr>
           <w:p>
             <w:pPr>
-              <w:keepNext/>
               <w:spacing w:after="0"/>
             </w:pPr>
             <w:r>
@@ -3727,7 +4452,6 @@
           </w:tcPr>
           <w:p>
             <w:pPr>
-              <w:keepNext/>
               <w:spacing w:after="0"/>
             </w:pPr>
             <w:r>
@@ -3739,77 +4463,6 @@
                 <w:sz w:val="20"/>
               </w:rPr>
               <w:t xml:space="preserve"/>
-            </w:r>
-          </w:p>
-        </w:tc>
-      </w:tr>
-      <w:tr>
-        <w:trPr>
-          <w:cantSplit/>
-          <w:trHeight w:val="623" w:hRule="atLeast"/>
-        </w:trPr>
-        <w:tc>
-          <w:tcPr>
-            <w:tcW w:type="dxa" w:w="3628"/>
-            <w:tcBorders>
-              <w:top w:val="single" w:sz="4" w:space="0" w:color="D9C58A"/>
-              <w:left w:val="single" w:sz="4" w:space="0" w:color="D9C58A"/>
-              <w:bottom w:val="single" w:sz="4" w:space="0" w:color="D9C58A"/>
-              <w:right w:val="single" w:sz="4" w:space="0" w:color="D9C58A"/>
-            </w:tcBorders>
-            <w:shd w:val="clear" w:color="auto" w:fill="DDF0E4"/>
-            <w:tcMar>
-              <w:top w:w="80" w:type="dxa"/>
-              <w:left w:w="140" w:type="dxa"/>
-              <w:bottom w:w="80" w:type="dxa"/>
-              <w:right w:w="140" w:type="dxa"/>
-            </w:tcMar>
-          </w:tcPr>
-          <w:p>
-            <w:pPr>
-              <w:spacing w:after="0"/>
-            </w:pPr>
-            <w:r>
-              <w:rPr>
-                <w:rFonts w:ascii="Aptos" w:hAnsi="Aptos"/>
-                <w:b/>
-                <w:i w:val="0"/>
-                <w:color w:val="007A3D"/>
-                <w:sz w:val="21"/>
-              </w:rPr>
-              <w:t xml:space="preserve">How confident am I explaining this story? Circle one.</w:t>
-            </w:r>
-          </w:p>
-        </w:tc>
-        <w:tc>
-          <w:tcPr>
-            <w:tcW w:type="dxa" w:w="5613"/>
-            <w:tcBorders>
-              <w:top w:val="single" w:sz="4" w:space="0" w:color="D9C58A"/>
-              <w:left w:val="single" w:sz="4" w:space="0" w:color="D9C58A"/>
-              <w:bottom w:val="single" w:sz="4" w:space="0" w:color="D9C58A"/>
-              <w:right w:val="single" w:sz="4" w:space="0" w:color="D9C58A"/>
-            </w:tcBorders>
-            <w:tcMar>
-              <w:top w:w="80" w:type="dxa"/>
-              <w:left w:w="140" w:type="dxa"/>
-              <w:bottom w:w="80" w:type="dxa"/>
-              <w:right w:w="140" w:type="dxa"/>
-            </w:tcMar>
-          </w:tcPr>
-          <w:p>
-            <w:pPr>
-              <w:spacing w:after="0"/>
-            </w:pPr>
-            <w:r>
-              <w:rPr>
-                <w:rFonts w:ascii="Aptos" w:hAnsi="Aptos"/>
-                <w:b w:val="0"/>
-                <w:i w:val="0"/>
-                <w:color w:val="1A1A1A"/>
-                <w:sz w:val="20"/>
-              </w:rPr>
-              <w:t xml:space="preserve">1        2        3        4        5</w:t>
             </w:r>
           </w:p>
         </w:tc>
